--- a/lab7-interface/dist/downloads/Lab7_Uneven_Aged.docx
+++ b/lab7-interface/dist/downloads/Lab7_Uneven_Aged.docx
@@ -228,24 +228,18 @@
       </w:r>
       <w:r>
         <w:rPr>
-          <w:b/>
-          <w:bCs/>
           <w:lang w:val="de-DE"/>
         </w:rPr>
         <w:t xml:space="preserve">+ </w:t>
       </w:r>
       <w:r>
         <w:rPr>
-          <w:b/>
-          <w:bCs/>
           <w:lang w:val="de-DE"/>
         </w:rPr>
         <w:t>y</w:t>
       </w:r>
       <w:r>
         <w:rPr>
-          <w:b/>
-          <w:bCs/>
           <w:vertAlign w:val="subscript"/>
           <w:lang w:val="de-DE"/>
         </w:rPr>
@@ -253,8 +247,6 @@
       </w:r>
       <w:r>
         <w:rPr>
-          <w:b/>
-          <w:bCs/>
           <w:vertAlign w:val="subscript"/>
           <w:lang w:val="de-DE"/>
         </w:rPr>
@@ -262,8 +254,6 @@
       </w:r>
       <w:r>
         <w:rPr>
-          <w:b/>
-          <w:bCs/>
           <w:vertAlign w:val="subscript"/>
           <w:lang w:val="de-DE"/>
         </w:rPr>
@@ -283,10 +273,15 @@
       </w:r>
       <w:r>
         <w:rPr>
-          <w:color w:val="FF0000"/>
-          <w:lang w:val="de-DE"/>
-        </w:rPr>
-        <w:t xml:space="preserve"> trees per ha</w:t>
+          <w:lang w:val="de-DE"/>
+        </w:rPr>
+        <w:tab/>
+      </w:r>
+      <w:r>
+        <w:rPr>
+          <w:lang w:val="de-DE"/>
+        </w:rPr>
+        <w:tab/>
       </w:r>
       <w:r>
         <w:rPr>
@@ -347,6 +342,315 @@
         </w:rPr>
         <w:t xml:space="preserve">  </w:t>
       </w:r>
+      <w:r>
+        <w:rPr>
+          <w:lang w:val="de-DE"/>
+        </w:rPr>
+        <w:t>y</w:t>
+      </w:r>
+      <w:r>
+        <w:rPr>
+          <w:vertAlign w:val="subscript"/>
+          <w:lang w:val="de-DE"/>
+        </w:rPr>
+        <w:t>1</w:t>
+      </w:r>
+      <w:r>
+        <w:rPr>
+          <w:vertAlign w:val="subscript"/>
+          <w:lang w:val="de-DE"/>
+        </w:rPr>
+        <w:t>,t+1</w:t>
+      </w:r>
+      <w:r>
+        <w:rPr>
+          <w:lang w:val="de-DE"/>
+        </w:rPr>
+        <w:t xml:space="preserve">= </w:t>
+      </w:r>
+      <w:r>
+        <w:rPr>
+          <w:lang w:val="de-DE"/>
+        </w:rPr>
+        <w:t>0.61(</w:t>
+      </w:r>
+      <w:r>
+        <w:rPr>
+          <w:lang w:val="de-DE"/>
+        </w:rPr>
+        <w:t>y</w:t>
+      </w:r>
+      <w:r>
+        <w:rPr>
+          <w:vertAlign w:val="subscript"/>
+          <w:lang w:val="de-DE"/>
+        </w:rPr>
+        <w:t>1</w:t>
+      </w:r>
+      <w:r>
+        <w:rPr>
+          <w:vertAlign w:val="subscript"/>
+          <w:lang w:val="de-DE"/>
+        </w:rPr>
+        <w:t>,</w:t>
+      </w:r>
+      <w:r>
+        <w:rPr>
+          <w:vertAlign w:val="subscript"/>
+          <w:lang w:val="de-DE"/>
+        </w:rPr>
+        <w:t>t</w:t>
+      </w:r>
+      <w:r>
+        <w:rPr>
+          <w:lang w:val="de-DE"/>
+        </w:rPr>
+        <w:t xml:space="preserve"> - h</w:t>
+      </w:r>
+      <w:r>
+        <w:rPr>
+          <w:vertAlign w:val="subscript"/>
+          <w:lang w:val="de-DE"/>
+        </w:rPr>
+        <w:t>1</w:t>
+      </w:r>
+      <w:r>
+        <w:rPr>
+          <w:vertAlign w:val="subscript"/>
+          <w:lang w:val="de-DE"/>
+        </w:rPr>
+        <w:t>,</w:t>
+      </w:r>
+      <w:r>
+        <w:rPr>
+          <w:vertAlign w:val="subscript"/>
+          <w:lang w:val="de-DE"/>
+        </w:rPr>
+        <w:t>t</w:t>
+      </w:r>
+      <w:r>
+        <w:rPr>
+          <w:lang w:val="de-DE"/>
+        </w:rPr>
+        <w:t>) -</w:t>
+      </w:r>
+      <w:r>
+        <w:rPr>
+          <w:lang w:val="de-DE"/>
+        </w:rPr>
+        <w:t xml:space="preserve"> </w:t>
+      </w:r>
+      <w:r>
+        <w:rPr>
+          <w:lang w:val="de-DE"/>
+        </w:rPr>
+        <w:t>0.40(y</w:t>
+      </w:r>
+      <w:r>
+        <w:rPr>
+          <w:vertAlign w:val="subscript"/>
+          <w:lang w:val="de-DE"/>
+        </w:rPr>
+        <w:t>2</w:t>
+      </w:r>
+      <w:r>
+        <w:rPr>
+          <w:vertAlign w:val="subscript"/>
+          <w:lang w:val="de-DE"/>
+        </w:rPr>
+        <w:t>,</w:t>
+      </w:r>
+      <w:r>
+        <w:rPr>
+          <w:vertAlign w:val="subscript"/>
+          <w:lang w:val="de-DE"/>
+        </w:rPr>
+        <w:t>t</w:t>
+      </w:r>
+      <w:r>
+        <w:rPr>
+          <w:lang w:val="de-DE"/>
+        </w:rPr>
+        <w:t xml:space="preserve"> – h</w:t>
+      </w:r>
+      <w:r>
+        <w:rPr>
+          <w:vertAlign w:val="subscript"/>
+          <w:lang w:val="de-DE"/>
+        </w:rPr>
+        <w:t>2</w:t>
+      </w:r>
+      <w:r>
+        <w:rPr>
+          <w:vertAlign w:val="subscript"/>
+          <w:lang w:val="de-DE"/>
+        </w:rPr>
+        <w:t>,</w:t>
+      </w:r>
+      <w:r>
+        <w:rPr>
+          <w:vertAlign w:val="subscript"/>
+          <w:lang w:val="de-DE"/>
+        </w:rPr>
+        <w:t>t</w:t>
+      </w:r>
+      <w:r>
+        <w:rPr>
+          <w:lang w:val="de-DE"/>
+        </w:rPr>
+        <w:t xml:space="preserve">) </w:t>
+      </w:r>
+      <w:r>
+        <w:rPr>
+          <w:lang w:val="de-DE"/>
+        </w:rPr>
+        <w:t xml:space="preserve"> </w:t>
+      </w:r>
+      <w:r>
+        <w:rPr>
+          <w:lang w:val="de-DE"/>
+        </w:rPr>
+        <w:t>-</w:t>
+      </w:r>
+      <w:r>
+        <w:rPr>
+          <w:lang w:val="de-DE"/>
+        </w:rPr>
+        <w:t xml:space="preserve"> </w:t>
+      </w:r>
+      <w:r>
+        <w:rPr>
+          <w:lang w:val="de-DE"/>
+        </w:rPr>
+        <w:t>1.4(y</w:t>
+      </w:r>
+      <w:r>
+        <w:rPr>
+          <w:vertAlign w:val="subscript"/>
+          <w:lang w:val="de-DE"/>
+        </w:rPr>
+        <w:t>3</w:t>
+      </w:r>
+      <w:r>
+        <w:rPr>
+          <w:vertAlign w:val="subscript"/>
+          <w:lang w:val="de-DE"/>
+        </w:rPr>
+        <w:t>,</w:t>
+      </w:r>
+      <w:r>
+        <w:rPr>
+          <w:vertAlign w:val="subscript"/>
+          <w:lang w:val="de-DE"/>
+        </w:rPr>
+        <w:t>t</w:t>
+      </w:r>
+      <w:r>
+        <w:rPr>
+          <w:lang w:val="de-DE"/>
+        </w:rPr>
+        <w:t xml:space="preserve"> – h</w:t>
+      </w:r>
+      <w:r>
+        <w:rPr>
+          <w:vertAlign w:val="subscript"/>
+          <w:lang w:val="de-DE"/>
+        </w:rPr>
+        <w:t>3</w:t>
+      </w:r>
+      <w:r>
+        <w:rPr>
+          <w:vertAlign w:val="subscript"/>
+          <w:lang w:val="de-DE"/>
+        </w:rPr>
+        <w:t>,</w:t>
+      </w:r>
+      <w:r>
+        <w:rPr>
+          <w:vertAlign w:val="subscript"/>
+          <w:lang w:val="de-DE"/>
+        </w:rPr>
+        <w:t>t</w:t>
+      </w:r>
+      <w:r>
+        <w:rPr>
+          <w:lang w:val="de-DE"/>
+        </w:rPr>
+        <w:t>) - 2.4(y</w:t>
+      </w:r>
+      <w:r>
+        <w:rPr>
+          <w:vertAlign w:val="subscript"/>
+          <w:lang w:val="de-DE"/>
+        </w:rPr>
+        <w:t>4</w:t>
+      </w:r>
+      <w:r>
+        <w:rPr>
+          <w:vertAlign w:val="subscript"/>
+          <w:lang w:val="de-DE"/>
+        </w:rPr>
+        <w:t>,</w:t>
+      </w:r>
+      <w:r>
+        <w:rPr>
+          <w:vertAlign w:val="subscript"/>
+          <w:lang w:val="de-DE"/>
+        </w:rPr>
+        <w:t>t</w:t>
+      </w:r>
+      <w:r>
+        <w:rPr>
+          <w:lang w:val="de-DE"/>
+        </w:rPr>
+        <w:t xml:space="preserve"> – h</w:t>
+      </w:r>
+      <w:r>
+        <w:rPr>
+          <w:vertAlign w:val="subscript"/>
+          <w:lang w:val="de-DE"/>
+        </w:rPr>
+        <w:t>4</w:t>
+      </w:r>
+      <w:r>
+        <w:rPr>
+          <w:vertAlign w:val="subscript"/>
+          <w:lang w:val="de-DE"/>
+        </w:rPr>
+        <w:t>,</w:t>
+      </w:r>
+      <w:r>
+        <w:rPr>
+          <w:vertAlign w:val="subscript"/>
+          <w:lang w:val="de-DE"/>
+        </w:rPr>
+        <w:t>t</w:t>
+      </w:r>
+      <w:r>
+        <w:rPr>
+          <w:lang w:val="de-DE"/>
+        </w:rPr>
+        <w:t xml:space="preserve">) </w:t>
+      </w:r>
+      <w:r>
+        <w:rPr>
+          <w:lang w:val="de-DE"/>
+        </w:rPr>
+        <w:t xml:space="preserve">+ </w:t>
+      </w:r>
+      <w:r>
+        <w:rPr>
+          <w:lang w:val="de-DE"/>
+        </w:rPr>
+        <w:t>100</w:t>
+      </w:r>
+      <w:r>
+        <w:rPr>
+          <w:lang w:val="de-DE"/>
+        </w:rPr>
+        <w:tab/>
+        <w:t>(2)</w:t>
+      </w:r>
     </w:p>
     <w:p>
       <w:pPr>
@@ -355,6 +659,170 @@
           <w:lang w:val="de-DE"/>
         </w:rPr>
       </w:pPr>
+      <w:r>
+        <w:rPr>
+          <w:lang w:val="de-DE"/>
+        </w:rPr>
+        <w:t xml:space="preserve">  y</w:t>
+      </w:r>
+      <w:r>
+        <w:rPr>
+          <w:vertAlign w:val="subscript"/>
+          <w:lang w:val="de-DE"/>
+        </w:rPr>
+        <w:t>2,t+1</w:t>
+      </w:r>
+      <w:r>
+        <w:rPr>
+          <w:lang w:val="de-DE"/>
+        </w:rPr>
+        <w:t>= 0.04(y</w:t>
+      </w:r>
+      <w:r>
+        <w:rPr>
+          <w:vertAlign w:val="subscript"/>
+          <w:lang w:val="de-DE"/>
+        </w:rPr>
+        <w:t>1</w:t>
+      </w:r>
+      <w:r>
+        <w:rPr>
+          <w:vertAlign w:val="subscript"/>
+          <w:lang w:val="de-DE"/>
+        </w:rPr>
+        <w:t>,</w:t>
+      </w:r>
+      <w:r>
+        <w:rPr>
+          <w:vertAlign w:val="subscript"/>
+          <w:lang w:val="de-DE"/>
+        </w:rPr>
+        <w:t>t</w:t>
+      </w:r>
+      <w:r>
+        <w:rPr>
+          <w:lang w:val="de-DE"/>
+        </w:rPr>
+        <w:t xml:space="preserve"> - h</w:t>
+      </w:r>
+      <w:r>
+        <w:rPr>
+          <w:vertAlign w:val="subscript"/>
+          <w:lang w:val="de-DE"/>
+        </w:rPr>
+        <w:t>1</w:t>
+      </w:r>
+      <w:r>
+        <w:rPr>
+          <w:vertAlign w:val="subscript"/>
+          <w:lang w:val="de-DE"/>
+        </w:rPr>
+        <w:t>,</w:t>
+      </w:r>
+      <w:r>
+        <w:rPr>
+          <w:vertAlign w:val="subscript"/>
+          <w:lang w:val="de-DE"/>
+        </w:rPr>
+        <w:t>t</w:t>
+      </w:r>
+      <w:r>
+        <w:rPr>
+          <w:lang w:val="de-DE"/>
+        </w:rPr>
+        <w:t>) +0.80(y</w:t>
+      </w:r>
+      <w:r>
+        <w:rPr>
+          <w:vertAlign w:val="subscript"/>
+          <w:lang w:val="de-DE"/>
+        </w:rPr>
+        <w:t>2</w:t>
+      </w:r>
+      <w:r>
+        <w:rPr>
+          <w:vertAlign w:val="subscript"/>
+          <w:lang w:val="de-DE"/>
+        </w:rPr>
+        <w:t>,</w:t>
+      </w:r>
+      <w:r>
+        <w:rPr>
+          <w:vertAlign w:val="subscript"/>
+          <w:lang w:val="de-DE"/>
+        </w:rPr>
+        <w:t>t</w:t>
+      </w:r>
+      <w:r>
+        <w:rPr>
+          <w:lang w:val="de-DE"/>
+        </w:rPr>
+        <w:t xml:space="preserve"> – h</w:t>
+      </w:r>
+      <w:r>
+        <w:rPr>
+          <w:vertAlign w:val="subscript"/>
+          <w:lang w:val="de-DE"/>
+        </w:rPr>
+        <w:t>2</w:t>
+      </w:r>
+      <w:r>
+        <w:rPr>
+          <w:vertAlign w:val="subscript"/>
+          <w:lang w:val="de-DE"/>
+        </w:rPr>
+        <w:t>,</w:t>
+      </w:r>
+      <w:r>
+        <w:rPr>
+          <w:vertAlign w:val="subscript"/>
+          <w:lang w:val="de-DE"/>
+        </w:rPr>
+        <w:t>t</w:t>
+      </w:r>
+      <w:r>
+        <w:rPr>
+          <w:lang w:val="de-DE"/>
+        </w:rPr>
+        <w:t xml:space="preserve">) </w:t>
+      </w:r>
+      <w:r>
+        <w:rPr>
+          <w:lang w:val="de-DE"/>
+        </w:rPr>
+        <w:tab/>
+      </w:r>
+      <w:r>
+        <w:rPr>
+          <w:lang w:val="de-DE"/>
+        </w:rPr>
+        <w:tab/>
+      </w:r>
+      <w:r>
+        <w:rPr>
+          <w:lang w:val="de-DE"/>
+        </w:rPr>
+        <w:tab/>
+      </w:r>
+      <w:r>
+        <w:rPr>
+          <w:lang w:val="de-DE"/>
+        </w:rPr>
+        <w:tab/>
+      </w:r>
+      <w:r>
+        <w:rPr>
+          <w:lang w:val="de-DE"/>
+        </w:rPr>
+        <w:tab/>
+      </w:r>
+      <w:r>
+        <w:rPr>
+          <w:lang w:val="de-DE"/>
+        </w:rPr>
+        <w:tab/>
+        <w:t>(3)</w:t>
+      </w:r>
     </w:p>
     <w:p>
       <w:pPr>
@@ -367,27 +835,14 @@
         <w:rPr>
           <w:lang w:val="de-DE"/>
         </w:rPr>
-        <w:t xml:space="preserve"> </w:t>
-      </w:r>
-      <w:r>
-        <w:rPr>
-          <w:lang w:val="de-DE"/>
-        </w:rPr>
-        <w:t>y</w:t>
-      </w:r>
-      <w:r>
-        <w:rPr>
-          <w:vertAlign w:val="subscript"/>
-          <w:lang w:val="de-DE"/>
-        </w:rPr>
-        <w:t>1</w:t>
-      </w:r>
-      <w:r>
-        <w:rPr>
-          <w:vertAlign w:val="subscript"/>
-          <w:lang w:val="de-DE"/>
-        </w:rPr>
-        <w:t>,t+1</w:t>
+        <w:t xml:space="preserve">  y</w:t>
+      </w:r>
+      <w:r>
+        <w:rPr>
+          <w:vertAlign w:val="subscript"/>
+          <w:lang w:val="de-DE"/>
+        </w:rPr>
+        <w:t>3,t+1</w:t>
       </w:r>
       <w:r>
         <w:rPr>
@@ -399,20 +854,32 @@
         <w:rPr>
           <w:lang w:val="de-DE"/>
         </w:rPr>
-        <w:t>0.61(</w:t>
-      </w:r>
-      <w:r>
-        <w:rPr>
-          <w:lang w:val="de-DE"/>
-        </w:rPr>
-        <w:t>y</w:t>
-      </w:r>
-      <w:r>
-        <w:rPr>
-          <w:vertAlign w:val="subscript"/>
-          <w:lang w:val="de-DE"/>
-        </w:rPr>
-        <w:t>1</w:t>
+        <w:tab/>
+      </w:r>
+      <w:r>
+        <w:rPr>
+          <w:lang w:val="de-DE"/>
+        </w:rPr>
+        <w:tab/>
+      </w:r>
+      <w:r>
+        <w:rPr>
+          <w:lang w:val="de-DE"/>
+        </w:rPr>
+        <w:t xml:space="preserve">   </w:t>
+      </w:r>
+      <w:r>
+        <w:rPr>
+          <w:lang w:val="de-DE"/>
+        </w:rPr>
+        <w:t>0.06(y</w:t>
+      </w:r>
+      <w:r>
+        <w:rPr>
+          <w:vertAlign w:val="subscript"/>
+          <w:lang w:val="de-DE"/>
+        </w:rPr>
+        <w:t>2</w:t>
       </w:r>
       <w:r>
         <w:rPr>
@@ -432,14 +899,14 @@
         <w:rPr>
           <w:lang w:val="de-DE"/>
         </w:rPr>
-        <w:t xml:space="preserve"> - h</w:t>
-      </w:r>
-      <w:r>
-        <w:rPr>
-          <w:vertAlign w:val="subscript"/>
-          <w:lang w:val="de-DE"/>
-        </w:rPr>
-        <w:t>1</w:t>
+        <w:t xml:space="preserve"> – h</w:t>
+      </w:r>
+      <w:r>
+        <w:rPr>
+          <w:vertAlign w:val="subscript"/>
+          <w:lang w:val="de-DE"/>
+        </w:rPr>
+        <w:t>2</w:t>
       </w:r>
       <w:r>
         <w:rPr>
@@ -459,26 +926,14 @@
         <w:rPr>
           <w:lang w:val="de-DE"/>
         </w:rPr>
-        <w:t>) -</w:t>
-      </w:r>
-      <w:r>
-        <w:rPr>
-          <w:lang w:val="de-DE"/>
-        </w:rPr>
-        <w:t xml:space="preserve"> </w:t>
-      </w:r>
-      <w:r>
-        <w:rPr>
-          <w:lang w:val="de-DE"/>
-        </w:rPr>
-        <w:t>0.40(y</w:t>
-      </w:r>
-      <w:r>
-        <w:rPr>
-          <w:vertAlign w:val="subscript"/>
-          <w:lang w:val="de-DE"/>
-        </w:rPr>
-        <w:t>2</w:t>
+        <w:t>)+0.80(y</w:t>
+      </w:r>
+      <w:r>
+        <w:rPr>
+          <w:vertAlign w:val="subscript"/>
+          <w:lang w:val="de-DE"/>
+        </w:rPr>
+        <w:t>3</w:t>
       </w:r>
       <w:r>
         <w:rPr>
@@ -505,7 +960,7 @@
           <w:vertAlign w:val="subscript"/>
           <w:lang w:val="de-DE"/>
         </w:rPr>
-        <w:t>2</w:t>
+        <w:t>3</w:t>
       </w:r>
       <w:r>
         <w:rPr>
@@ -531,152 +986,26 @@
         <w:rPr>
           <w:lang w:val="de-DE"/>
         </w:rPr>
-        <w:t xml:space="preserve"> </w:t>
-      </w:r>
-      <w:r>
-        <w:rPr>
-          <w:lang w:val="de-DE"/>
-        </w:rPr>
-        <w:t>-</w:t>
-      </w:r>
-      <w:r>
-        <w:rPr>
-          <w:lang w:val="de-DE"/>
-        </w:rPr>
-        <w:t xml:space="preserve"> </w:t>
-      </w:r>
-      <w:r>
-        <w:rPr>
-          <w:lang w:val="de-DE"/>
-        </w:rPr>
-        <w:t>1.4(y</w:t>
-      </w:r>
-      <w:r>
-        <w:rPr>
-          <w:vertAlign w:val="subscript"/>
-          <w:lang w:val="de-DE"/>
-        </w:rPr>
-        <w:t>3</w:t>
-      </w:r>
-      <w:r>
-        <w:rPr>
-          <w:vertAlign w:val="subscript"/>
-          <w:lang w:val="de-DE"/>
-        </w:rPr>
-        <w:t>,</w:t>
-      </w:r>
-      <w:r>
-        <w:rPr>
-          <w:vertAlign w:val="subscript"/>
-          <w:lang w:val="de-DE"/>
-        </w:rPr>
-        <w:t>t</w:t>
-      </w:r>
-      <w:r>
-        <w:rPr>
-          <w:lang w:val="de-DE"/>
-        </w:rPr>
-        <w:t xml:space="preserve"> – h</w:t>
-      </w:r>
-      <w:r>
-        <w:rPr>
-          <w:vertAlign w:val="subscript"/>
-          <w:lang w:val="de-DE"/>
-        </w:rPr>
-        <w:t>3</w:t>
-      </w:r>
-      <w:r>
-        <w:rPr>
-          <w:vertAlign w:val="subscript"/>
-          <w:lang w:val="de-DE"/>
-        </w:rPr>
-        <w:t>,</w:t>
-      </w:r>
-      <w:r>
-        <w:rPr>
-          <w:vertAlign w:val="subscript"/>
-          <w:lang w:val="de-DE"/>
-        </w:rPr>
-        <w:t>t</w:t>
-      </w:r>
-      <w:r>
-        <w:rPr>
-          <w:lang w:val="de-DE"/>
-        </w:rPr>
-        <w:t>) - 2.4(y</w:t>
-      </w:r>
-      <w:r>
-        <w:rPr>
-          <w:vertAlign w:val="subscript"/>
-          <w:lang w:val="de-DE"/>
-        </w:rPr>
-        <w:t>4</w:t>
-      </w:r>
-      <w:r>
-        <w:rPr>
-          <w:vertAlign w:val="subscript"/>
-          <w:lang w:val="de-DE"/>
-        </w:rPr>
-        <w:t>,</w:t>
-      </w:r>
-      <w:r>
-        <w:rPr>
-          <w:vertAlign w:val="subscript"/>
-          <w:lang w:val="de-DE"/>
-        </w:rPr>
-        <w:t>t</w:t>
-      </w:r>
-      <w:r>
-        <w:rPr>
-          <w:lang w:val="de-DE"/>
-        </w:rPr>
-        <w:t xml:space="preserve"> – h</w:t>
-      </w:r>
-      <w:r>
-        <w:rPr>
-          <w:vertAlign w:val="subscript"/>
-          <w:lang w:val="de-DE"/>
-        </w:rPr>
-        <w:t>4</w:t>
-      </w:r>
-      <w:r>
-        <w:rPr>
-          <w:vertAlign w:val="subscript"/>
-          <w:lang w:val="de-DE"/>
-        </w:rPr>
-        <w:t>,</w:t>
-      </w:r>
-      <w:r>
-        <w:rPr>
-          <w:vertAlign w:val="subscript"/>
-          <w:lang w:val="de-DE"/>
-        </w:rPr>
-        <w:t>t</w:t>
-      </w:r>
-      <w:r>
-        <w:rPr>
-          <w:lang w:val="de-DE"/>
-        </w:rPr>
-        <w:t xml:space="preserve">) </w:t>
-      </w:r>
-      <w:r>
-        <w:rPr>
-          <w:lang w:val="de-DE"/>
-        </w:rPr>
-        <w:t xml:space="preserve">+ </w:t>
-      </w:r>
-      <w:r>
-        <w:rPr>
-          <w:lang w:val="de-DE"/>
-        </w:rPr>
-        <w:t>100</w:t>
-      </w:r>
-      <w:r>
-        <w:rPr>
-          <w:lang w:val="de-DE"/>
-        </w:rPr>
-        <w:tab/>
-        <w:t>(2)</w:t>
+        <w:tab/>
+      </w:r>
+      <w:r>
+        <w:rPr>
+          <w:lang w:val="de-DE"/>
+        </w:rPr>
+        <w:tab/>
+      </w:r>
+      <w:r>
+        <w:rPr>
+          <w:lang w:val="de-DE"/>
+        </w:rPr>
+        <w:tab/>
+      </w:r>
+      <w:r>
+        <w:rPr>
+          <w:lang w:val="de-DE"/>
+        </w:rPr>
+        <w:tab/>
+        <w:t>(4)</w:t>
       </w:r>
     </w:p>
     <w:p>
@@ -686,6 +1015,115 @@
           <w:lang w:val="de-DE"/>
         </w:rPr>
       </w:pPr>
+      <w:r>
+        <w:rPr>
+          <w:lang w:val="de-DE"/>
+        </w:rPr>
+        <w:t xml:space="preserve">  y</w:t>
+      </w:r>
+      <w:r>
+        <w:rPr>
+          <w:vertAlign w:val="subscript"/>
+          <w:lang w:val="de-DE"/>
+        </w:rPr>
+        <w:t>4,t+1</w:t>
+      </w:r>
+      <w:r>
+        <w:rPr>
+          <w:lang w:val="de-DE"/>
+        </w:rPr>
+        <w:t xml:space="preserve">= </w:t>
+      </w:r>
+      <w:r>
+        <w:rPr>
+          <w:lang w:val="de-DE"/>
+        </w:rPr>
+        <w:tab/>
+      </w:r>
+      <w:r>
+        <w:rPr>
+          <w:lang w:val="de-DE"/>
+        </w:rPr>
+        <w:tab/>
+      </w:r>
+      <w:r>
+        <w:rPr>
+          <w:lang w:val="de-DE"/>
+        </w:rPr>
+        <w:tab/>
+      </w:r>
+      <w:r>
+        <w:rPr>
+          <w:lang w:val="de-DE"/>
+        </w:rPr>
+        <w:tab/>
+        <w:t xml:space="preserve">            0.04(y</w:t>
+      </w:r>
+      <w:r>
+        <w:rPr>
+          <w:vertAlign w:val="subscript"/>
+          <w:lang w:val="de-DE"/>
+        </w:rPr>
+        <w:t>3t</w:t>
+      </w:r>
+      <w:r>
+        <w:rPr>
+          <w:lang w:val="de-DE"/>
+        </w:rPr>
+        <w:t xml:space="preserve"> – h</w:t>
+      </w:r>
+      <w:r>
+        <w:rPr>
+          <w:vertAlign w:val="subscript"/>
+          <w:lang w:val="de-DE"/>
+        </w:rPr>
+        <w:t>3t</w:t>
+      </w:r>
+      <w:r>
+        <w:rPr>
+          <w:lang w:val="de-DE"/>
+        </w:rPr>
+        <w:t>) +0.90(y</w:t>
+      </w:r>
+      <w:r>
+        <w:rPr>
+          <w:vertAlign w:val="subscript"/>
+          <w:lang w:val="de-DE"/>
+        </w:rPr>
+        <w:t>4t</w:t>
+      </w:r>
+      <w:r>
+        <w:rPr>
+          <w:lang w:val="de-DE"/>
+        </w:rPr>
+        <w:t xml:space="preserve"> – h</w:t>
+      </w:r>
+      <w:r>
+        <w:rPr>
+          <w:vertAlign w:val="subscript"/>
+          <w:lang w:val="de-DE"/>
+        </w:rPr>
+        <w:t>4t</w:t>
+      </w:r>
+      <w:r>
+        <w:rPr>
+          <w:lang w:val="de-DE"/>
+        </w:rPr>
+        <w:t xml:space="preserve">) </w:t>
+      </w:r>
+      <w:r>
+        <w:rPr>
+          <w:lang w:val="de-DE"/>
+        </w:rPr>
+        <w:tab/>
+      </w:r>
+      <w:r>
+        <w:rPr>
+          <w:lang w:val="de-DE"/>
+        </w:rPr>
+        <w:tab/>
+        <w:t>(5)</w:t>
+      </w:r>
     </w:p>
     <w:p>
       <w:pPr>
@@ -698,178 +1136,109 @@
         <w:rPr>
           <w:lang w:val="de-DE"/>
         </w:rPr>
-        <w:t xml:space="preserve">  y</w:t>
-      </w:r>
-      <w:r>
-        <w:rPr>
-          <w:vertAlign w:val="subscript"/>
-          <w:lang w:val="de-DE"/>
-        </w:rPr>
-        <w:t>2,t+1</w:t>
-      </w:r>
-      <w:r>
-        <w:rPr>
-          <w:lang w:val="de-DE"/>
-        </w:rPr>
-        <w:t>= 0.04(y</w:t>
-      </w:r>
-      <w:r>
-        <w:rPr>
-          <w:vertAlign w:val="subscript"/>
-          <w:lang w:val="de-DE"/>
-        </w:rPr>
-        <w:t>1</w:t>
-      </w:r>
-      <w:r>
-        <w:rPr>
-          <w:vertAlign w:val="subscript"/>
-          <w:lang w:val="de-DE"/>
-        </w:rPr>
-        <w:t>,</w:t>
-      </w:r>
-      <w:r>
-        <w:rPr>
-          <w:vertAlign w:val="subscript"/>
-          <w:lang w:val="de-DE"/>
-        </w:rPr>
-        <w:t>t</w:t>
-      </w:r>
-      <w:r>
-        <w:rPr>
-          <w:lang w:val="de-DE"/>
-        </w:rPr>
-        <w:t xml:space="preserve"> - h</w:t>
-      </w:r>
-      <w:r>
-        <w:rPr>
-          <w:vertAlign w:val="subscript"/>
-          <w:lang w:val="de-DE"/>
-        </w:rPr>
-        <w:t>1</w:t>
-      </w:r>
-      <w:r>
-        <w:rPr>
-          <w:vertAlign w:val="subscript"/>
-          <w:lang w:val="de-DE"/>
-        </w:rPr>
-        <w:t>,</w:t>
-      </w:r>
-      <w:r>
-        <w:rPr>
-          <w:vertAlign w:val="subscript"/>
-          <w:lang w:val="de-DE"/>
-        </w:rPr>
-        <w:t>t</w:t>
-      </w:r>
-      <w:r>
-        <w:rPr>
-          <w:lang w:val="de-DE"/>
-        </w:rPr>
-        <w:t>) +</w:t>
-      </w:r>
-      <w:r>
-        <w:rPr>
-          <w:color w:val="FF0000"/>
-          <w:lang w:val="de-DE"/>
-        </w:rPr>
-        <w:t>0.80</w:t>
-      </w:r>
-      <w:r>
-        <w:rPr>
-          <w:lang w:val="de-DE"/>
-        </w:rPr>
-        <w:t>(y</w:t>
-      </w:r>
-      <w:r>
-        <w:rPr>
-          <w:vertAlign w:val="subscript"/>
-          <w:lang w:val="de-DE"/>
-        </w:rPr>
-        <w:t>2</w:t>
-      </w:r>
-      <w:r>
-        <w:rPr>
-          <w:vertAlign w:val="subscript"/>
-          <w:lang w:val="de-DE"/>
-        </w:rPr>
-        <w:t>,</w:t>
-      </w:r>
-      <w:r>
-        <w:rPr>
-          <w:vertAlign w:val="subscript"/>
-          <w:lang w:val="de-DE"/>
-        </w:rPr>
-        <w:t>t</w:t>
-      </w:r>
-      <w:r>
-        <w:rPr>
-          <w:lang w:val="de-DE"/>
-        </w:rPr>
-        <w:t xml:space="preserve"> – h</w:t>
-      </w:r>
-      <w:r>
-        <w:rPr>
-          <w:vertAlign w:val="subscript"/>
-          <w:lang w:val="de-DE"/>
-        </w:rPr>
-        <w:t>2</w:t>
-      </w:r>
-      <w:r>
-        <w:rPr>
-          <w:vertAlign w:val="subscript"/>
-          <w:lang w:val="de-DE"/>
-        </w:rPr>
-        <w:t>,</w:t>
-      </w:r>
-      <w:r>
-        <w:rPr>
-          <w:vertAlign w:val="subscript"/>
-          <w:lang w:val="de-DE"/>
-        </w:rPr>
-        <w:t>t</w:t>
-      </w:r>
-      <w:r>
-        <w:rPr>
-          <w:lang w:val="de-DE"/>
-        </w:rPr>
-        <w:t xml:space="preserve">) </w:t>
-      </w:r>
-      <w:r>
-        <w:rPr>
-          <w:lang w:val="de-DE"/>
-        </w:rPr>
-        <w:tab/>
-      </w:r>
-      <w:r>
-        <w:rPr>
-          <w:lang w:val="de-DE"/>
-        </w:rPr>
-        <w:tab/>
-      </w:r>
-      <w:r>
-        <w:rPr>
-          <w:lang w:val="de-DE"/>
-        </w:rPr>
-        <w:tab/>
-      </w:r>
-      <w:r>
-        <w:rPr>
-          <w:lang w:val="de-DE"/>
-        </w:rPr>
-        <w:tab/>
-      </w:r>
-      <w:r>
-        <w:rPr>
-          <w:lang w:val="de-DE"/>
-        </w:rPr>
-        <w:tab/>
-      </w:r>
-      <w:r>
-        <w:rPr>
-          <w:lang w:val="de-DE"/>
-        </w:rPr>
-        <w:tab/>
-        <w:t>(3)</w:t>
+        <w:t xml:space="preserve">  </w:t>
+      </w:r>
+      <w:r>
+        <w:rPr>
+          <w:lang w:val="de-DE"/>
+        </w:rPr>
+        <w:t>y</w:t>
+      </w:r>
+      <w:r>
+        <w:rPr>
+          <w:vertAlign w:val="subscript"/>
+          <w:lang w:val="de-DE"/>
+        </w:rPr>
+        <w:t>1,t+1</w:t>
+      </w:r>
+      <w:r>
+        <w:rPr>
+          <w:lang w:val="de-DE"/>
+        </w:rPr>
+        <w:t>= y</w:t>
+      </w:r>
+      <w:r>
+        <w:rPr>
+          <w:vertAlign w:val="subscript"/>
+          <w:lang w:val="de-DE"/>
+        </w:rPr>
+        <w:t>1,t</w:t>
+      </w:r>
+      <w:r>
+        <w:rPr>
+          <w:vertAlign w:val="subscript"/>
+          <w:lang w:val="de-DE"/>
+        </w:rPr>
+        <w:tab/>
+      </w:r>
+      <w:r>
+        <w:rPr>
+          <w:vertAlign w:val="subscript"/>
+          <w:lang w:val="de-DE"/>
+        </w:rPr>
+        <w:tab/>
+      </w:r>
+      <w:r>
+        <w:rPr>
+          <w:vertAlign w:val="subscript"/>
+          <w:lang w:val="de-DE"/>
+        </w:rPr>
+        <w:tab/>
+      </w:r>
+      <w:r>
+        <w:rPr>
+          <w:vertAlign w:val="subscript"/>
+          <w:lang w:val="de-DE"/>
+        </w:rPr>
+        <w:tab/>
+      </w:r>
+      <w:r>
+        <w:rPr>
+          <w:vertAlign w:val="subscript"/>
+          <w:lang w:val="de-DE"/>
+        </w:rPr>
+        <w:tab/>
+      </w:r>
+      <w:r>
+        <w:rPr>
+          <w:vertAlign w:val="subscript"/>
+          <w:lang w:val="de-DE"/>
+        </w:rPr>
+        <w:tab/>
+      </w:r>
+      <w:r>
+        <w:rPr>
+          <w:vertAlign w:val="subscript"/>
+          <w:lang w:val="de-DE"/>
+        </w:rPr>
+        <w:tab/>
+      </w:r>
+      <w:r>
+        <w:rPr>
+          <w:vertAlign w:val="subscript"/>
+          <w:lang w:val="de-DE"/>
+        </w:rPr>
+        <w:tab/>
+      </w:r>
+      <w:r>
+        <w:rPr>
+          <w:vertAlign w:val="subscript"/>
+          <w:lang w:val="de-DE"/>
+        </w:rPr>
+        <w:tab/>
+      </w:r>
+      <w:r>
+        <w:rPr>
+          <w:vertAlign w:val="subscript"/>
+          <w:lang w:val="de-DE"/>
+        </w:rPr>
+        <w:tab/>
+      </w:r>
+      <w:r>
+        <w:rPr>
+          <w:lang w:val="de-DE"/>
+        </w:rPr>
+        <w:t>(6)</w:t>
       </w:r>
     </w:p>
     <w:p>
@@ -879,6 +1248,114 @@
           <w:lang w:val="de-DE"/>
         </w:rPr>
       </w:pPr>
+      <w:r>
+        <w:rPr>
+          <w:lang w:val="de-DE"/>
+        </w:rPr>
+        <w:t xml:space="preserve">  </w:t>
+      </w:r>
+      <w:r>
+        <w:rPr>
+          <w:lang w:val="de-DE"/>
+        </w:rPr>
+        <w:t>y</w:t>
+      </w:r>
+      <w:r>
+        <w:rPr>
+          <w:vertAlign w:val="subscript"/>
+          <w:lang w:val="de-DE"/>
+        </w:rPr>
+        <w:t>2,t+1</w:t>
+      </w:r>
+      <w:r>
+        <w:rPr>
+          <w:lang w:val="de-DE"/>
+        </w:rPr>
+        <w:t>= y</w:t>
+      </w:r>
+      <w:r>
+        <w:rPr>
+          <w:vertAlign w:val="subscript"/>
+          <w:lang w:val="de-DE"/>
+        </w:rPr>
+        <w:t>2,t</w:t>
+      </w:r>
+      <w:r>
+        <w:rPr>
+          <w:vertAlign w:val="subscript"/>
+          <w:lang w:val="de-DE"/>
+        </w:rPr>
+        <w:tab/>
+      </w:r>
+      <w:r>
+        <w:rPr>
+          <w:vertAlign w:val="subscript"/>
+          <w:lang w:val="de-DE"/>
+        </w:rPr>
+        <w:tab/>
+      </w:r>
+      <w:r>
+        <w:rPr>
+          <w:vertAlign w:val="subscript"/>
+          <w:lang w:val="de-DE"/>
+        </w:rPr>
+        <w:tab/>
+      </w:r>
+      <w:r>
+        <w:rPr>
+          <w:vertAlign w:val="subscript"/>
+          <w:lang w:val="de-DE"/>
+        </w:rPr>
+        <w:tab/>
+      </w:r>
+      <w:r>
+        <w:rPr>
+          <w:vertAlign w:val="subscript"/>
+          <w:lang w:val="de-DE"/>
+        </w:rPr>
+        <w:tab/>
+      </w:r>
+      <w:r>
+        <w:rPr>
+          <w:vertAlign w:val="subscript"/>
+          <w:lang w:val="de-DE"/>
+        </w:rPr>
+        <w:tab/>
+      </w:r>
+      <w:r>
+        <w:rPr>
+          <w:vertAlign w:val="subscript"/>
+          <w:lang w:val="de-DE"/>
+        </w:rPr>
+        <w:tab/>
+      </w:r>
+      <w:r>
+        <w:rPr>
+          <w:vertAlign w:val="subscript"/>
+          <w:lang w:val="de-DE"/>
+        </w:rPr>
+        <w:tab/>
+      </w:r>
+      <w:r>
+        <w:rPr>
+          <w:vertAlign w:val="subscript"/>
+          <w:lang w:val="de-DE"/>
+        </w:rPr>
+        <w:tab/>
+      </w:r>
+      <w:r>
+        <w:rPr>
+          <w:vertAlign w:val="subscript"/>
+          <w:lang w:val="de-DE"/>
+        </w:rPr>
+        <w:tab/>
+      </w:r>
+      <w:r>
+        <w:rPr>
+          <w:lang w:val="de-DE"/>
+        </w:rPr>
+        <w:t>(7)</w:t>
+      </w:r>
     </w:p>
     <w:p>
       <w:pPr>
@@ -910,164 +1387,90 @@
         <w:rPr>
           <w:lang w:val="de-DE"/>
         </w:rPr>
-        <w:t xml:space="preserve">= </w:t>
-      </w:r>
-      <w:r>
-        <w:rPr>
-          <w:lang w:val="de-DE"/>
-        </w:rPr>
-        <w:tab/>
-      </w:r>
-      <w:r>
-        <w:rPr>
-          <w:lang w:val="de-DE"/>
-        </w:rPr>
-        <w:tab/>
-      </w:r>
-      <w:r>
-        <w:rPr>
-          <w:lang w:val="de-DE"/>
-        </w:rPr>
-        <w:t xml:space="preserve">   </w:t>
-      </w:r>
-      <w:r>
-        <w:rPr>
-          <w:lang w:val="de-DE"/>
-        </w:rPr>
-        <w:t>0.06(y</w:t>
-      </w:r>
-      <w:r>
-        <w:rPr>
-          <w:vertAlign w:val="subscript"/>
-          <w:lang w:val="de-DE"/>
-        </w:rPr>
-        <w:t>2</w:t>
-      </w:r>
-      <w:r>
-        <w:rPr>
-          <w:vertAlign w:val="subscript"/>
-          <w:lang w:val="de-DE"/>
-        </w:rPr>
-        <w:t>,</w:t>
-      </w:r>
-      <w:r>
-        <w:rPr>
-          <w:vertAlign w:val="subscript"/>
-          <w:lang w:val="de-DE"/>
-        </w:rPr>
-        <w:t>t</w:t>
-      </w:r>
-      <w:r>
-        <w:rPr>
-          <w:lang w:val="de-DE"/>
-        </w:rPr>
-        <w:t xml:space="preserve"> – h</w:t>
-      </w:r>
-      <w:r>
-        <w:rPr>
-          <w:vertAlign w:val="subscript"/>
-          <w:lang w:val="de-DE"/>
-        </w:rPr>
-        <w:t>2</w:t>
-      </w:r>
-      <w:r>
-        <w:rPr>
-          <w:vertAlign w:val="subscript"/>
-          <w:lang w:val="de-DE"/>
-        </w:rPr>
-        <w:t>,</w:t>
-      </w:r>
-      <w:r>
-        <w:rPr>
-          <w:vertAlign w:val="subscript"/>
-          <w:lang w:val="de-DE"/>
-        </w:rPr>
-        <w:t>t</w:t>
-      </w:r>
-      <w:r>
-        <w:rPr>
-          <w:lang w:val="de-DE"/>
-        </w:rPr>
-        <w:t>)+0.80(y</w:t>
-      </w:r>
-      <w:r>
-        <w:rPr>
-          <w:vertAlign w:val="subscript"/>
-          <w:lang w:val="de-DE"/>
-        </w:rPr>
-        <w:t>3</w:t>
-      </w:r>
-      <w:r>
-        <w:rPr>
-          <w:vertAlign w:val="subscript"/>
-          <w:lang w:val="de-DE"/>
-        </w:rPr>
-        <w:t>,</w:t>
-      </w:r>
-      <w:r>
-        <w:rPr>
-          <w:vertAlign w:val="subscript"/>
-          <w:lang w:val="de-DE"/>
-        </w:rPr>
-        <w:t>t</w:t>
-      </w:r>
-      <w:r>
-        <w:rPr>
-          <w:lang w:val="de-DE"/>
-        </w:rPr>
-        <w:t xml:space="preserve"> – h</w:t>
-      </w:r>
-      <w:r>
-        <w:rPr>
-          <w:vertAlign w:val="subscript"/>
-          <w:lang w:val="de-DE"/>
-        </w:rPr>
-        <w:t>3</w:t>
-      </w:r>
-      <w:r>
-        <w:rPr>
-          <w:vertAlign w:val="subscript"/>
-          <w:lang w:val="de-DE"/>
-        </w:rPr>
-        <w:t>,</w:t>
-      </w:r>
-      <w:r>
-        <w:rPr>
-          <w:vertAlign w:val="subscript"/>
-          <w:lang w:val="de-DE"/>
-        </w:rPr>
-        <w:t>t</w:t>
-      </w:r>
-      <w:r>
-        <w:rPr>
-          <w:lang w:val="de-DE"/>
-        </w:rPr>
-        <w:t xml:space="preserve">) </w:t>
-      </w:r>
-      <w:r>
-        <w:rPr>
-          <w:lang w:val="de-DE"/>
-        </w:rPr>
-        <w:tab/>
-      </w:r>
-      <w:r>
-        <w:rPr>
-          <w:lang w:val="de-DE"/>
-        </w:rPr>
-        <w:tab/>
-      </w:r>
-      <w:r>
-        <w:rPr>
-          <w:lang w:val="de-DE"/>
-        </w:rPr>
-        <w:tab/>
-      </w:r>
-      <w:r>
-        <w:rPr>
-          <w:lang w:val="de-DE"/>
-        </w:rPr>
-        <w:tab/>
-        <w:t>(4)</w:t>
+        <w:t>= y</w:t>
+      </w:r>
+      <w:r>
+        <w:rPr>
+          <w:vertAlign w:val="subscript"/>
+          <w:lang w:val="de-DE"/>
+        </w:rPr>
+        <w:t>3,t</w:t>
+      </w:r>
+      <w:r>
+        <w:rPr>
+          <w:vertAlign w:val="subscript"/>
+          <w:lang w:val="de-DE"/>
+        </w:rPr>
+        <w:tab/>
+      </w:r>
+      <w:r>
+        <w:rPr>
+          <w:vertAlign w:val="subscript"/>
+          <w:lang w:val="de-DE"/>
+        </w:rPr>
+        <w:tab/>
+      </w:r>
+      <w:r>
+        <w:rPr>
+          <w:vertAlign w:val="subscript"/>
+          <w:lang w:val="de-DE"/>
+        </w:rPr>
+        <w:tab/>
+      </w:r>
+      <w:r>
+        <w:rPr>
+          <w:vertAlign w:val="subscript"/>
+          <w:lang w:val="de-DE"/>
+        </w:rPr>
+        <w:tab/>
+      </w:r>
+      <w:r>
+        <w:rPr>
+          <w:vertAlign w:val="subscript"/>
+          <w:lang w:val="de-DE"/>
+        </w:rPr>
+        <w:tab/>
+      </w:r>
+      <w:r>
+        <w:rPr>
+          <w:vertAlign w:val="subscript"/>
+          <w:lang w:val="de-DE"/>
+        </w:rPr>
+        <w:tab/>
+      </w:r>
+      <w:r>
+        <w:rPr>
+          <w:vertAlign w:val="subscript"/>
+          <w:lang w:val="de-DE"/>
+        </w:rPr>
+        <w:tab/>
+      </w:r>
+      <w:r>
+        <w:rPr>
+          <w:vertAlign w:val="subscript"/>
+          <w:lang w:val="de-DE"/>
+        </w:rPr>
+        <w:tab/>
+      </w:r>
+      <w:r>
+        <w:rPr>
+          <w:vertAlign w:val="subscript"/>
+          <w:lang w:val="de-DE"/>
+        </w:rPr>
+        <w:tab/>
+      </w:r>
+      <w:r>
+        <w:rPr>
+          <w:vertAlign w:val="subscript"/>
+          <w:lang w:val="de-DE"/>
+        </w:rPr>
+        <w:tab/>
+      </w:r>
+      <w:r>
+        <w:rPr>
+          <w:lang w:val="de-DE"/>
+        </w:rPr>
+        <w:t>(8)</w:t>
       </w:r>
     </w:p>
     <w:p>
@@ -1085,14 +1488,12 @@
       </w:r>
       <w:r>
         <w:rPr>
-          <w:highlight w:val="yellow"/>
           <w:lang w:val="de-DE"/>
         </w:rPr>
         <w:t>y</w:t>
       </w:r>
       <w:r>
         <w:rPr>
-          <w:highlight w:val="yellow"/>
           <w:vertAlign w:val="subscript"/>
           <w:lang w:val="de-DE"/>
         </w:rPr>
@@ -1100,114 +1501,92 @@
       </w:r>
       <w:r>
         <w:rPr>
-          <w:highlight w:val="yellow"/>
-          <w:lang w:val="de-DE"/>
-        </w:rPr>
-        <w:t xml:space="preserve">= </w:t>
-      </w:r>
-      <w:r>
-        <w:rPr>
-          <w:highlight w:val="yellow"/>
-          <w:lang w:val="de-DE"/>
-        </w:rPr>
-        <w:tab/>
-      </w:r>
-      <w:r>
-        <w:rPr>
-          <w:highlight w:val="yellow"/>
-          <w:lang w:val="de-DE"/>
-        </w:rPr>
-        <w:tab/>
-      </w:r>
-      <w:r>
-        <w:rPr>
-          <w:highlight w:val="yellow"/>
-          <w:lang w:val="de-DE"/>
-        </w:rPr>
-        <w:tab/>
-      </w:r>
-      <w:r>
-        <w:rPr>
-          <w:highlight w:val="yellow"/>
-          <w:lang w:val="de-DE"/>
-        </w:rPr>
-        <w:tab/>
-        <w:t xml:space="preserve">            0.04(y</w:t>
-      </w:r>
-      <w:r>
-        <w:rPr>
-          <w:highlight w:val="yellow"/>
-          <w:vertAlign w:val="subscript"/>
-          <w:lang w:val="de-DE"/>
-        </w:rPr>
-        <w:t>3t</w:t>
-      </w:r>
-      <w:r>
-        <w:rPr>
-          <w:highlight w:val="yellow"/>
-          <w:lang w:val="de-DE"/>
-        </w:rPr>
-        <w:t xml:space="preserve"> – h</w:t>
-      </w:r>
-      <w:r>
-        <w:rPr>
-          <w:highlight w:val="yellow"/>
-          <w:vertAlign w:val="subscript"/>
-          <w:lang w:val="de-DE"/>
-        </w:rPr>
-        <w:t>3t</w:t>
-      </w:r>
-      <w:r>
-        <w:rPr>
-          <w:highlight w:val="yellow"/>
-          <w:lang w:val="de-DE"/>
-        </w:rPr>
-        <w:t>) +0.90(y</w:t>
-      </w:r>
-      <w:r>
-        <w:rPr>
-          <w:highlight w:val="yellow"/>
-          <w:vertAlign w:val="subscript"/>
-          <w:lang w:val="de-DE"/>
-        </w:rPr>
-        <w:t>4t</w:t>
-      </w:r>
-      <w:r>
-        <w:rPr>
-          <w:highlight w:val="yellow"/>
-          <w:lang w:val="de-DE"/>
-        </w:rPr>
-        <w:t xml:space="preserve"> – h</w:t>
-      </w:r>
-      <w:r>
-        <w:rPr>
-          <w:highlight w:val="yellow"/>
-          <w:vertAlign w:val="subscript"/>
-          <w:lang w:val="de-DE"/>
-        </w:rPr>
-        <w:t>4t</w:t>
-      </w:r>
-      <w:r>
-        <w:rPr>
-          <w:highlight w:val="yellow"/>
-          <w:lang w:val="de-DE"/>
-        </w:rPr>
-        <w:t xml:space="preserve">) </w:t>
-      </w:r>
-      <w:r>
-        <w:rPr>
-          <w:highlight w:val="yellow"/>
-          <w:lang w:val="de-DE"/>
-        </w:rPr>
-        <w:tab/>
-      </w:r>
-      <w:r>
-        <w:rPr>
-          <w:highlight w:val="yellow"/>
-          <w:lang w:val="de-DE"/>
-        </w:rPr>
-        <w:tab/>
-        <w:t>(5)</w:t>
+          <w:lang w:val="de-DE"/>
+        </w:rPr>
+        <w:t>= y</w:t>
+      </w:r>
+      <w:r>
+        <w:rPr>
+          <w:vertAlign w:val="subscript"/>
+          <w:lang w:val="de-DE"/>
+        </w:rPr>
+        <w:t>4,t</w:t>
+      </w:r>
+      <w:r>
+        <w:rPr>
+          <w:vertAlign w:val="subscript"/>
+          <w:lang w:val="de-DE"/>
+        </w:rPr>
+        <w:tab/>
+      </w:r>
+      <w:r>
+        <w:rPr>
+          <w:vertAlign w:val="subscript"/>
+          <w:lang w:val="de-DE"/>
+        </w:rPr>
+        <w:tab/>
+      </w:r>
+      <w:r>
+        <w:rPr>
+          <w:vertAlign w:val="subscript"/>
+          <w:lang w:val="de-DE"/>
+        </w:rPr>
+        <w:tab/>
+      </w:r>
+      <w:r>
+        <w:rPr>
+          <w:vertAlign w:val="subscript"/>
+          <w:lang w:val="de-DE"/>
+        </w:rPr>
+        <w:tab/>
+      </w:r>
+      <w:r>
+        <w:rPr>
+          <w:vertAlign w:val="subscript"/>
+          <w:lang w:val="de-DE"/>
+        </w:rPr>
+        <w:tab/>
+      </w:r>
+      <w:r>
+        <w:rPr>
+          <w:vertAlign w:val="subscript"/>
+          <w:lang w:val="de-DE"/>
+        </w:rPr>
+        <w:tab/>
+      </w:r>
+      <w:r>
+        <w:rPr>
+          <w:vertAlign w:val="subscript"/>
+          <w:lang w:val="de-DE"/>
+        </w:rPr>
+        <w:tab/>
+      </w:r>
+      <w:r>
+        <w:rPr>
+          <w:vertAlign w:val="subscript"/>
+          <w:lang w:val="de-DE"/>
+        </w:rPr>
+        <w:tab/>
+      </w:r>
+      <w:r>
+        <w:rPr>
+          <w:vertAlign w:val="subscript"/>
+          <w:lang w:val="de-DE"/>
+        </w:rPr>
+        <w:tab/>
+      </w:r>
+      <w:r>
+        <w:rPr>
+          <w:vertAlign w:val="subscript"/>
+          <w:lang w:val="de-DE"/>
+        </w:rPr>
+        <w:tab/>
+      </w:r>
+      <w:r>
+        <w:rPr>
+          <w:lang w:val="de-DE"/>
+        </w:rPr>
+        <w:t>(9)</w:t>
       </w:r>
     </w:p>
     <w:p>
@@ -1217,6 +1596,142 @@
           <w:lang w:val="de-DE"/>
         </w:rPr>
       </w:pPr>
+      <w:r>
+        <w:rPr>
+          <w:lang w:val="de-DE"/>
+        </w:rPr>
+        <w:t xml:space="preserve">  </w:t>
+      </w:r>
+      <w:r>
+        <w:rPr>
+          <w:lang w:val="de-DE"/>
+        </w:rPr>
+        <w:t>y</w:t>
+      </w:r>
+      <w:r>
+        <w:rPr>
+          <w:vertAlign w:val="subscript"/>
+          <w:lang w:val="de-DE"/>
+        </w:rPr>
+        <w:t>1</w:t>
+      </w:r>
+      <w:r>
+        <w:rPr>
+          <w:vertAlign w:val="subscript"/>
+          <w:lang w:val="de-DE"/>
+        </w:rPr>
+        <w:t>,</w:t>
+      </w:r>
+      <w:r>
+        <w:rPr>
+          <w:vertAlign w:val="subscript"/>
+          <w:lang w:val="de-DE"/>
+        </w:rPr>
+        <w:t>t</w:t>
+      </w:r>
+      <w:r>
+        <w:rPr>
+          <w:lang w:val="de-DE"/>
+        </w:rPr>
+        <w:t xml:space="preserve"> ≥ h</w:t>
+      </w:r>
+      <w:r>
+        <w:rPr>
+          <w:vertAlign w:val="subscript"/>
+          <w:lang w:val="de-DE"/>
+        </w:rPr>
+        <w:t>1</w:t>
+      </w:r>
+      <w:r>
+        <w:rPr>
+          <w:vertAlign w:val="subscript"/>
+          <w:lang w:val="de-DE"/>
+        </w:rPr>
+        <w:t>,</w:t>
+      </w:r>
+      <w:r>
+        <w:rPr>
+          <w:vertAlign w:val="subscript"/>
+          <w:lang w:val="de-DE"/>
+        </w:rPr>
+        <w:t>t</w:t>
+      </w:r>
+      <w:r>
+        <w:rPr>
+          <w:vertAlign w:val="subscript"/>
+          <w:lang w:val="de-DE"/>
+        </w:rPr>
+        <w:tab/>
+      </w:r>
+      <w:r>
+        <w:rPr>
+          <w:vertAlign w:val="subscript"/>
+          <w:lang w:val="de-DE"/>
+        </w:rPr>
+        <w:tab/>
+      </w:r>
+      <w:r>
+        <w:rPr>
+          <w:vertAlign w:val="subscript"/>
+          <w:lang w:val="de-DE"/>
+        </w:rPr>
+        <w:tab/>
+      </w:r>
+      <w:r>
+        <w:rPr>
+          <w:vertAlign w:val="subscript"/>
+          <w:lang w:val="de-DE"/>
+        </w:rPr>
+        <w:tab/>
+      </w:r>
+      <w:r>
+        <w:rPr>
+          <w:vertAlign w:val="subscript"/>
+          <w:lang w:val="de-DE"/>
+        </w:rPr>
+        <w:tab/>
+      </w:r>
+      <w:r>
+        <w:rPr>
+          <w:vertAlign w:val="subscript"/>
+          <w:lang w:val="de-DE"/>
+        </w:rPr>
+        <w:tab/>
+      </w:r>
+      <w:r>
+        <w:rPr>
+          <w:vertAlign w:val="subscript"/>
+          <w:lang w:val="de-DE"/>
+        </w:rPr>
+        <w:tab/>
+      </w:r>
+      <w:r>
+        <w:rPr>
+          <w:vertAlign w:val="subscript"/>
+          <w:lang w:val="de-DE"/>
+        </w:rPr>
+        <w:tab/>
+      </w:r>
+      <w:r>
+        <w:rPr>
+          <w:vertAlign w:val="subscript"/>
+          <w:lang w:val="de-DE"/>
+        </w:rPr>
+        <w:tab/>
+      </w:r>
+      <w:r>
+        <w:rPr>
+          <w:vertAlign w:val="subscript"/>
+          <w:lang w:val="de-DE"/>
+        </w:rPr>
+        <w:tab/>
+      </w:r>
+      <w:r>
+        <w:rPr>
+          <w:lang w:val="de-DE"/>
+        </w:rPr>
+        <w:t>(10)</w:t>
+      </w:r>
     </w:p>
     <w:p>
       <w:pPr>
@@ -1225,6 +1740,142 @@
           <w:lang w:val="de-DE"/>
         </w:rPr>
       </w:pPr>
+      <w:r>
+        <w:rPr>
+          <w:lang w:val="de-DE"/>
+        </w:rPr>
+        <w:t xml:space="preserve">  </w:t>
+      </w:r>
+      <w:r>
+        <w:rPr>
+          <w:lang w:val="de-DE"/>
+        </w:rPr>
+        <w:t>y</w:t>
+      </w:r>
+      <w:r>
+        <w:rPr>
+          <w:vertAlign w:val="subscript"/>
+          <w:lang w:val="de-DE"/>
+        </w:rPr>
+        <w:t>2</w:t>
+      </w:r>
+      <w:r>
+        <w:rPr>
+          <w:vertAlign w:val="subscript"/>
+          <w:lang w:val="de-DE"/>
+        </w:rPr>
+        <w:t>,</w:t>
+      </w:r>
+      <w:r>
+        <w:rPr>
+          <w:vertAlign w:val="subscript"/>
+          <w:lang w:val="de-DE"/>
+        </w:rPr>
+        <w:t>t</w:t>
+      </w:r>
+      <w:r>
+        <w:rPr>
+          <w:lang w:val="de-DE"/>
+        </w:rPr>
+        <w:t xml:space="preserve"> ≥ h</w:t>
+      </w:r>
+      <w:r>
+        <w:rPr>
+          <w:vertAlign w:val="subscript"/>
+          <w:lang w:val="de-DE"/>
+        </w:rPr>
+        <w:t>2</w:t>
+      </w:r>
+      <w:r>
+        <w:rPr>
+          <w:vertAlign w:val="subscript"/>
+          <w:lang w:val="de-DE"/>
+        </w:rPr>
+        <w:t>,</w:t>
+      </w:r>
+      <w:r>
+        <w:rPr>
+          <w:vertAlign w:val="subscript"/>
+          <w:lang w:val="de-DE"/>
+        </w:rPr>
+        <w:t>t</w:t>
+      </w:r>
+      <w:r>
+        <w:rPr>
+          <w:vertAlign w:val="subscript"/>
+          <w:lang w:val="de-DE"/>
+        </w:rPr>
+        <w:tab/>
+      </w:r>
+      <w:r>
+        <w:rPr>
+          <w:vertAlign w:val="subscript"/>
+          <w:lang w:val="de-DE"/>
+        </w:rPr>
+        <w:tab/>
+      </w:r>
+      <w:r>
+        <w:rPr>
+          <w:vertAlign w:val="subscript"/>
+          <w:lang w:val="de-DE"/>
+        </w:rPr>
+        <w:tab/>
+      </w:r>
+      <w:r>
+        <w:rPr>
+          <w:vertAlign w:val="subscript"/>
+          <w:lang w:val="de-DE"/>
+        </w:rPr>
+        <w:tab/>
+      </w:r>
+      <w:r>
+        <w:rPr>
+          <w:vertAlign w:val="subscript"/>
+          <w:lang w:val="de-DE"/>
+        </w:rPr>
+        <w:tab/>
+      </w:r>
+      <w:r>
+        <w:rPr>
+          <w:vertAlign w:val="subscript"/>
+          <w:lang w:val="de-DE"/>
+        </w:rPr>
+        <w:tab/>
+      </w:r>
+      <w:r>
+        <w:rPr>
+          <w:vertAlign w:val="subscript"/>
+          <w:lang w:val="de-DE"/>
+        </w:rPr>
+        <w:tab/>
+      </w:r>
+      <w:r>
+        <w:rPr>
+          <w:vertAlign w:val="subscript"/>
+          <w:lang w:val="de-DE"/>
+        </w:rPr>
+        <w:tab/>
+      </w:r>
+      <w:r>
+        <w:rPr>
+          <w:vertAlign w:val="subscript"/>
+          <w:lang w:val="de-DE"/>
+        </w:rPr>
+        <w:tab/>
+      </w:r>
+      <w:r>
+        <w:rPr>
+          <w:vertAlign w:val="subscript"/>
+          <w:lang w:val="de-DE"/>
+        </w:rPr>
+        <w:tab/>
+      </w:r>
+      <w:r>
+        <w:rPr>
+          <w:lang w:val="de-DE"/>
+        </w:rPr>
+        <w:t>(11)</w:t>
+      </w:r>
     </w:p>
     <w:p>
       <w:pPr>
@@ -1250,96 +1901,124 @@
           <w:vertAlign w:val="subscript"/>
           <w:lang w:val="de-DE"/>
         </w:rPr>
-        <w:t>1,t+1</w:t>
-      </w:r>
-      <w:r>
-        <w:rPr>
-          <w:lang w:val="de-DE"/>
-        </w:rPr>
-        <w:t>= y</w:t>
-      </w:r>
-      <w:r>
-        <w:rPr>
-          <w:vertAlign w:val="subscript"/>
-          <w:lang w:val="de-DE"/>
-        </w:rPr>
-        <w:t>1,t</w:t>
-      </w:r>
-      <w:r>
-        <w:rPr>
-          <w:vertAlign w:val="subscript"/>
-          <w:lang w:val="de-DE"/>
-        </w:rPr>
-        <w:tab/>
-      </w:r>
-      <w:r>
-        <w:rPr>
-          <w:vertAlign w:val="subscript"/>
-          <w:lang w:val="de-DE"/>
-        </w:rPr>
-        <w:tab/>
-      </w:r>
-      <w:r>
-        <w:rPr>
-          <w:vertAlign w:val="subscript"/>
-          <w:lang w:val="de-DE"/>
-        </w:rPr>
-        <w:tab/>
-      </w:r>
-      <w:r>
-        <w:rPr>
-          <w:vertAlign w:val="subscript"/>
-          <w:lang w:val="de-DE"/>
-        </w:rPr>
-        <w:tab/>
-      </w:r>
-      <w:r>
-        <w:rPr>
-          <w:vertAlign w:val="subscript"/>
-          <w:lang w:val="de-DE"/>
-        </w:rPr>
-        <w:tab/>
-      </w:r>
-      <w:r>
-        <w:rPr>
-          <w:vertAlign w:val="subscript"/>
-          <w:lang w:val="de-DE"/>
-        </w:rPr>
-        <w:tab/>
-      </w:r>
-      <w:r>
-        <w:rPr>
-          <w:vertAlign w:val="subscript"/>
-          <w:lang w:val="de-DE"/>
-        </w:rPr>
-        <w:tab/>
-      </w:r>
-      <w:r>
-        <w:rPr>
-          <w:vertAlign w:val="subscript"/>
-          <w:lang w:val="de-DE"/>
-        </w:rPr>
-        <w:tab/>
-      </w:r>
-      <w:r>
-        <w:rPr>
-          <w:vertAlign w:val="subscript"/>
-          <w:lang w:val="de-DE"/>
-        </w:rPr>
-        <w:tab/>
-      </w:r>
-      <w:r>
-        <w:rPr>
-          <w:vertAlign w:val="subscript"/>
-          <w:lang w:val="de-DE"/>
-        </w:rPr>
-        <w:tab/>
-      </w:r>
-      <w:r>
-        <w:rPr>
-          <w:lang w:val="de-DE"/>
-        </w:rPr>
-        <w:t>(6)</w:t>
+        <w:t>3</w:t>
+      </w:r>
+      <w:r>
+        <w:rPr>
+          <w:vertAlign w:val="subscript"/>
+          <w:lang w:val="de-DE"/>
+        </w:rPr>
+        <w:t>,</w:t>
+      </w:r>
+      <w:r>
+        <w:rPr>
+          <w:vertAlign w:val="subscript"/>
+          <w:lang w:val="de-DE"/>
+        </w:rPr>
+        <w:t>t</w:t>
+      </w:r>
+      <w:r>
+        <w:rPr>
+          <w:lang w:val="de-DE"/>
+        </w:rPr>
+        <w:t xml:space="preserve"> ≥ h</w:t>
+      </w:r>
+      <w:r>
+        <w:rPr>
+          <w:vertAlign w:val="subscript"/>
+          <w:lang w:val="de-DE"/>
+        </w:rPr>
+        <w:t>3</w:t>
+      </w:r>
+      <w:r>
+        <w:rPr>
+          <w:vertAlign w:val="subscript"/>
+          <w:lang w:val="de-DE"/>
+        </w:rPr>
+        <w:t>,</w:t>
+      </w:r>
+      <w:r>
+        <w:rPr>
+          <w:vertAlign w:val="subscript"/>
+          <w:lang w:val="de-DE"/>
+        </w:rPr>
+        <w:t>t</w:t>
+      </w:r>
+      <w:r>
+        <w:rPr>
+          <w:vertAlign w:val="subscript"/>
+          <w:lang w:val="de-DE"/>
+        </w:rPr>
+        <w:tab/>
+      </w:r>
+      <w:r>
+        <w:rPr>
+          <w:vertAlign w:val="subscript"/>
+          <w:lang w:val="de-DE"/>
+        </w:rPr>
+        <w:tab/>
+      </w:r>
+      <w:r>
+        <w:rPr>
+          <w:vertAlign w:val="subscript"/>
+          <w:lang w:val="de-DE"/>
+        </w:rPr>
+        <w:tab/>
+      </w:r>
+      <w:r>
+        <w:rPr>
+          <w:vertAlign w:val="subscript"/>
+          <w:lang w:val="de-DE"/>
+        </w:rPr>
+        <w:tab/>
+      </w:r>
+      <w:r>
+        <w:rPr>
+          <w:vertAlign w:val="subscript"/>
+          <w:lang w:val="de-DE"/>
+        </w:rPr>
+        <w:tab/>
+      </w:r>
+      <w:r>
+        <w:rPr>
+          <w:vertAlign w:val="subscript"/>
+          <w:lang w:val="de-DE"/>
+        </w:rPr>
+        <w:tab/>
+      </w:r>
+      <w:r>
+        <w:rPr>
+          <w:vertAlign w:val="subscript"/>
+          <w:lang w:val="de-DE"/>
+        </w:rPr>
+        <w:tab/>
+      </w:r>
+      <w:r>
+        <w:rPr>
+          <w:vertAlign w:val="subscript"/>
+          <w:lang w:val="de-DE"/>
+        </w:rPr>
+        <w:tab/>
+      </w:r>
+      <w:r>
+        <w:rPr>
+          <w:vertAlign w:val="subscript"/>
+          <w:lang w:val="de-DE"/>
+        </w:rPr>
+        <w:tab/>
+      </w:r>
+      <w:r>
+        <w:rPr>
+          <w:vertAlign w:val="subscript"/>
+          <w:lang w:val="de-DE"/>
+        </w:rPr>
+        <w:tab/>
+      </w:r>
+      <w:r>
+        <w:rPr>
+          <w:lang w:val="de-DE"/>
+        </w:rPr>
+        <w:t>(12)</w:t>
       </w:r>
     </w:p>
     <w:p>
@@ -1366,96 +2045,124 @@
           <w:vertAlign w:val="subscript"/>
           <w:lang w:val="de-DE"/>
         </w:rPr>
-        <w:t>2,t+1</w:t>
-      </w:r>
-      <w:r>
-        <w:rPr>
-          <w:lang w:val="de-DE"/>
-        </w:rPr>
-        <w:t>= y</w:t>
-      </w:r>
-      <w:r>
-        <w:rPr>
-          <w:vertAlign w:val="subscript"/>
-          <w:lang w:val="de-DE"/>
-        </w:rPr>
-        <w:t>2,t</w:t>
-      </w:r>
-      <w:r>
-        <w:rPr>
-          <w:vertAlign w:val="subscript"/>
-          <w:lang w:val="de-DE"/>
-        </w:rPr>
-        <w:tab/>
-      </w:r>
-      <w:r>
-        <w:rPr>
-          <w:vertAlign w:val="subscript"/>
-          <w:lang w:val="de-DE"/>
-        </w:rPr>
-        <w:tab/>
-      </w:r>
-      <w:r>
-        <w:rPr>
-          <w:vertAlign w:val="subscript"/>
-          <w:lang w:val="de-DE"/>
-        </w:rPr>
-        <w:tab/>
-      </w:r>
-      <w:r>
-        <w:rPr>
-          <w:vertAlign w:val="subscript"/>
-          <w:lang w:val="de-DE"/>
-        </w:rPr>
-        <w:tab/>
-      </w:r>
-      <w:r>
-        <w:rPr>
-          <w:vertAlign w:val="subscript"/>
-          <w:lang w:val="de-DE"/>
-        </w:rPr>
-        <w:tab/>
-      </w:r>
-      <w:r>
-        <w:rPr>
-          <w:vertAlign w:val="subscript"/>
-          <w:lang w:val="de-DE"/>
-        </w:rPr>
-        <w:tab/>
-      </w:r>
-      <w:r>
-        <w:rPr>
-          <w:vertAlign w:val="subscript"/>
-          <w:lang w:val="de-DE"/>
-        </w:rPr>
-        <w:tab/>
-      </w:r>
-      <w:r>
-        <w:rPr>
-          <w:vertAlign w:val="subscript"/>
-          <w:lang w:val="de-DE"/>
-        </w:rPr>
-        <w:tab/>
-      </w:r>
-      <w:r>
-        <w:rPr>
-          <w:vertAlign w:val="subscript"/>
-          <w:lang w:val="de-DE"/>
-        </w:rPr>
-        <w:tab/>
-      </w:r>
-      <w:r>
-        <w:rPr>
-          <w:vertAlign w:val="subscript"/>
-          <w:lang w:val="de-DE"/>
-        </w:rPr>
-        <w:tab/>
-      </w:r>
-      <w:r>
-        <w:rPr>
-          <w:lang w:val="de-DE"/>
-        </w:rPr>
-        <w:t>(7)</w:t>
+        <w:t>4</w:t>
+      </w:r>
+      <w:r>
+        <w:rPr>
+          <w:vertAlign w:val="subscript"/>
+          <w:lang w:val="de-DE"/>
+        </w:rPr>
+        <w:t>,</w:t>
+      </w:r>
+      <w:r>
+        <w:rPr>
+          <w:vertAlign w:val="subscript"/>
+          <w:lang w:val="de-DE"/>
+        </w:rPr>
+        <w:t>t</w:t>
+      </w:r>
+      <w:r>
+        <w:rPr>
+          <w:lang w:val="de-DE"/>
+        </w:rPr>
+        <w:t xml:space="preserve"> ≥ h</w:t>
+      </w:r>
+      <w:r>
+        <w:rPr>
+          <w:vertAlign w:val="subscript"/>
+          <w:lang w:val="de-DE"/>
+        </w:rPr>
+        <w:t>4</w:t>
+      </w:r>
+      <w:r>
+        <w:rPr>
+          <w:vertAlign w:val="subscript"/>
+          <w:lang w:val="de-DE"/>
+        </w:rPr>
+        <w:t>,</w:t>
+      </w:r>
+      <w:r>
+        <w:rPr>
+          <w:vertAlign w:val="subscript"/>
+          <w:lang w:val="de-DE"/>
+        </w:rPr>
+        <w:t>t</w:t>
+      </w:r>
+      <w:r>
+        <w:rPr>
+          <w:vertAlign w:val="subscript"/>
+          <w:lang w:val="de-DE"/>
+        </w:rPr>
+        <w:tab/>
+      </w:r>
+      <w:r>
+        <w:rPr>
+          <w:vertAlign w:val="subscript"/>
+          <w:lang w:val="de-DE"/>
+        </w:rPr>
+        <w:tab/>
+      </w:r>
+      <w:r>
+        <w:rPr>
+          <w:vertAlign w:val="subscript"/>
+          <w:lang w:val="de-DE"/>
+        </w:rPr>
+        <w:tab/>
+      </w:r>
+      <w:r>
+        <w:rPr>
+          <w:vertAlign w:val="subscript"/>
+          <w:lang w:val="de-DE"/>
+        </w:rPr>
+        <w:tab/>
+      </w:r>
+      <w:r>
+        <w:rPr>
+          <w:vertAlign w:val="subscript"/>
+          <w:lang w:val="de-DE"/>
+        </w:rPr>
+        <w:tab/>
+      </w:r>
+      <w:r>
+        <w:rPr>
+          <w:vertAlign w:val="subscript"/>
+          <w:lang w:val="de-DE"/>
+        </w:rPr>
+        <w:tab/>
+      </w:r>
+      <w:r>
+        <w:rPr>
+          <w:vertAlign w:val="subscript"/>
+          <w:lang w:val="de-DE"/>
+        </w:rPr>
+        <w:tab/>
+      </w:r>
+      <w:r>
+        <w:rPr>
+          <w:vertAlign w:val="subscript"/>
+          <w:lang w:val="de-DE"/>
+        </w:rPr>
+        <w:tab/>
+      </w:r>
+      <w:r>
+        <w:rPr>
+          <w:vertAlign w:val="subscript"/>
+          <w:lang w:val="de-DE"/>
+        </w:rPr>
+        <w:tab/>
+      </w:r>
+      <w:r>
+        <w:rPr>
+          <w:vertAlign w:val="subscript"/>
+          <w:lang w:val="de-DE"/>
+        </w:rPr>
+        <w:tab/>
+      </w:r>
+      <w:r>
+        <w:rPr>
+          <w:lang w:val="de-DE"/>
+        </w:rPr>
+        <w:t>(13)</w:t>
       </w:r>
     </w:p>
     <w:p>
@@ -1475,103 +2182,177 @@
         <w:rPr>
           <w:lang w:val="de-DE"/>
         </w:rPr>
-        <w:t>y</w:t>
-      </w:r>
-      <w:r>
-        <w:rPr>
-          <w:vertAlign w:val="subscript"/>
-          <w:lang w:val="de-DE"/>
-        </w:rPr>
-        <w:t>3,t+1</w:t>
-      </w:r>
-      <w:r>
-        <w:rPr>
-          <w:lang w:val="de-DE"/>
-        </w:rPr>
-        <w:t>= y</w:t>
-      </w:r>
-      <w:r>
-        <w:rPr>
-          <w:vertAlign w:val="subscript"/>
-          <w:lang w:val="de-DE"/>
-        </w:rPr>
-        <w:t>3,t</w:t>
-      </w:r>
-      <w:r>
-        <w:rPr>
-          <w:vertAlign w:val="subscript"/>
-          <w:lang w:val="de-DE"/>
-        </w:rPr>
-        <w:tab/>
-      </w:r>
-      <w:r>
-        <w:rPr>
-          <w:vertAlign w:val="subscript"/>
-          <w:lang w:val="de-DE"/>
-        </w:rPr>
-        <w:tab/>
-      </w:r>
-      <w:r>
-        <w:rPr>
-          <w:vertAlign w:val="subscript"/>
-          <w:lang w:val="de-DE"/>
-        </w:rPr>
-        <w:tab/>
-      </w:r>
-      <w:r>
-        <w:rPr>
-          <w:vertAlign w:val="subscript"/>
-          <w:lang w:val="de-DE"/>
-        </w:rPr>
-        <w:tab/>
-      </w:r>
-      <w:r>
-        <w:rPr>
-          <w:vertAlign w:val="subscript"/>
-          <w:lang w:val="de-DE"/>
-        </w:rPr>
-        <w:tab/>
-      </w:r>
-      <w:r>
-        <w:rPr>
-          <w:vertAlign w:val="subscript"/>
-          <w:lang w:val="de-DE"/>
-        </w:rPr>
-        <w:tab/>
-      </w:r>
-      <w:r>
-        <w:rPr>
-          <w:vertAlign w:val="subscript"/>
-          <w:lang w:val="de-DE"/>
-        </w:rPr>
-        <w:tab/>
-      </w:r>
-      <w:r>
-        <w:rPr>
-          <w:vertAlign w:val="subscript"/>
-          <w:lang w:val="de-DE"/>
-        </w:rPr>
-        <w:tab/>
-      </w:r>
-      <w:r>
-        <w:rPr>
-          <w:vertAlign w:val="subscript"/>
-          <w:lang w:val="de-DE"/>
-        </w:rPr>
-        <w:tab/>
-      </w:r>
-      <w:r>
-        <w:rPr>
-          <w:vertAlign w:val="subscript"/>
-          <w:lang w:val="de-DE"/>
-        </w:rPr>
-        <w:tab/>
-      </w:r>
-      <w:r>
-        <w:rPr>
-          <w:lang w:val="de-DE"/>
-        </w:rPr>
-        <w:t>(8)</w:t>
+        <w:t>0.1h</w:t>
+      </w:r>
+      <w:r>
+        <w:rPr>
+          <w:vertAlign w:val="subscript"/>
+          <w:lang w:val="de-DE"/>
+        </w:rPr>
+        <w:t>1</w:t>
+      </w:r>
+      <w:r>
+        <w:rPr>
+          <w:vertAlign w:val="subscript"/>
+          <w:lang w:val="de-DE"/>
+        </w:rPr>
+        <w:t>,</w:t>
+      </w:r>
+      <w:r>
+        <w:rPr>
+          <w:vertAlign w:val="subscript"/>
+          <w:lang w:val="de-DE"/>
+        </w:rPr>
+        <w:t>t</w:t>
+      </w:r>
+      <w:r>
+        <w:rPr>
+          <w:lang w:val="de-DE"/>
+        </w:rPr>
+        <w:t xml:space="preserve"> + 0.5h</w:t>
+      </w:r>
+      <w:r>
+        <w:rPr>
+          <w:vertAlign w:val="subscript"/>
+          <w:lang w:val="de-DE"/>
+        </w:rPr>
+        <w:t>2</w:t>
+      </w:r>
+      <w:r>
+        <w:rPr>
+          <w:vertAlign w:val="subscript"/>
+          <w:lang w:val="de-DE"/>
+        </w:rPr>
+        <w:t>,</w:t>
+      </w:r>
+      <w:r>
+        <w:rPr>
+          <w:vertAlign w:val="subscript"/>
+          <w:lang w:val="de-DE"/>
+        </w:rPr>
+        <w:t>t</w:t>
+      </w:r>
+      <w:r>
+        <w:rPr>
+          <w:lang w:val="de-DE"/>
+        </w:rPr>
+        <w:t>+ 1.5h</w:t>
+      </w:r>
+      <w:r>
+        <w:rPr>
+          <w:vertAlign w:val="subscript"/>
+          <w:lang w:val="de-DE"/>
+        </w:rPr>
+        <w:t>3</w:t>
+      </w:r>
+      <w:r>
+        <w:rPr>
+          <w:vertAlign w:val="subscript"/>
+          <w:lang w:val="de-DE"/>
+        </w:rPr>
+        <w:t>,</w:t>
+      </w:r>
+      <w:r>
+        <w:rPr>
+          <w:vertAlign w:val="subscript"/>
+          <w:lang w:val="de-DE"/>
+        </w:rPr>
+        <w:t>t</w:t>
+      </w:r>
+      <w:r>
+        <w:rPr>
+          <w:lang w:val="de-DE"/>
+        </w:rPr>
+        <w:t>+ 3.0h</w:t>
+      </w:r>
+      <w:r>
+        <w:rPr>
+          <w:vertAlign w:val="subscript"/>
+          <w:lang w:val="de-DE"/>
+        </w:rPr>
+        <w:t>4</w:t>
+      </w:r>
+      <w:r>
+        <w:rPr>
+          <w:vertAlign w:val="subscript"/>
+          <w:lang w:val="de-DE"/>
+        </w:rPr>
+        <w:t>,</w:t>
+      </w:r>
+      <w:r>
+        <w:rPr>
+          <w:vertAlign w:val="subscript"/>
+          <w:lang w:val="de-DE"/>
+        </w:rPr>
+        <w:t xml:space="preserve">t </w:t>
+      </w:r>
+      <w:r>
+        <w:rPr>
+          <w:lang w:val="de-DE"/>
+        </w:rPr>
+        <w:t xml:space="preserve">&gt;= </w:t>
+      </w:r>
+      <w:r>
+        <w:rPr>
+          <w:color w:val="FF0000"/>
+          <w:lang w:val="de-DE"/>
+        </w:rPr>
+        <w:t>5</w:t>
+      </w:r>
+      <w:r>
+        <w:rPr>
+          <w:color w:val="FF0000"/>
+          <w:lang w:val="de-DE"/>
+        </w:rPr>
+        <w:tab/>
+      </w:r>
+      <w:r>
+        <w:rPr>
+          <w:lang w:val="de-DE"/>
+        </w:rPr>
+        <w:tab/>
+      </w:r>
+      <w:r>
+        <w:rPr>
+          <w:lang w:val="de-DE"/>
+        </w:rPr>
+        <w:tab/>
+      </w:r>
+      <w:r>
+        <w:rPr>
+          <w:lang w:val="de-DE"/>
+        </w:rPr>
+        <w:tab/>
+      </w:r>
+      <w:r>
+        <w:rPr>
+          <w:lang w:val="de-DE"/>
+        </w:rPr>
+        <w:tab/>
+      </w:r>
+      <w:r>
+        <w:rPr>
+          <w:lang w:val="de-DE"/>
+        </w:rPr>
+        <w:tab/>
+      </w:r>
+      <w:r>
+        <w:rPr>
+          <w:lang w:val="de-DE"/>
+        </w:rPr>
+        <w:tab/>
+      </w:r>
+      <w:r>
+        <w:rPr>
+          <w:lang w:val="de-DE"/>
+        </w:rPr>
+        <w:t>(14</w:t>
+      </w:r>
+      <w:r>
+        <w:rPr>
+          <w:lang w:val="de-DE"/>
+        </w:rPr>
+        <w:t>)</w:t>
       </w:r>
     </w:p>
     <w:p>
@@ -1581,137 +2362,10 @@
           <w:lang w:val="de-DE"/>
         </w:rPr>
       </w:pPr>
-      <w:r>
-        <w:rPr>
-          <w:lang w:val="de-DE"/>
-        </w:rPr>
-        <w:t xml:space="preserve">  </w:t>
-      </w:r>
-      <w:r>
-        <w:rPr>
-          <w:lang w:val="de-DE"/>
-        </w:rPr>
-        <w:t>y</w:t>
-      </w:r>
-      <w:r>
-        <w:rPr>
-          <w:vertAlign w:val="subscript"/>
-          <w:lang w:val="de-DE"/>
-        </w:rPr>
-        <w:t>4,t+1</w:t>
-      </w:r>
-      <w:r>
-        <w:rPr>
-          <w:lang w:val="de-DE"/>
-        </w:rPr>
-        <w:t>= y</w:t>
-      </w:r>
-      <w:r>
-        <w:rPr>
-          <w:vertAlign w:val="subscript"/>
-          <w:lang w:val="de-DE"/>
-        </w:rPr>
-        <w:t>4,t</w:t>
-      </w:r>
-      <w:r>
-        <w:rPr>
-          <w:vertAlign w:val="subscript"/>
-          <w:lang w:val="de-DE"/>
-        </w:rPr>
-        <w:tab/>
-      </w:r>
-      <w:r>
-        <w:rPr>
-          <w:vertAlign w:val="subscript"/>
-          <w:lang w:val="de-DE"/>
-        </w:rPr>
-        <w:tab/>
-      </w:r>
-      <w:r>
-        <w:rPr>
-          <w:vertAlign w:val="subscript"/>
-          <w:lang w:val="de-DE"/>
-        </w:rPr>
-        <w:tab/>
-      </w:r>
-      <w:r>
-        <w:rPr>
-          <w:vertAlign w:val="subscript"/>
-          <w:lang w:val="de-DE"/>
-        </w:rPr>
-        <w:tab/>
-      </w:r>
-      <w:r>
-        <w:rPr>
-          <w:vertAlign w:val="subscript"/>
-          <w:lang w:val="de-DE"/>
-        </w:rPr>
-        <w:tab/>
-      </w:r>
-      <w:r>
-        <w:rPr>
-          <w:vertAlign w:val="subscript"/>
-          <w:lang w:val="de-DE"/>
-        </w:rPr>
-        <w:tab/>
-      </w:r>
-      <w:r>
-        <w:rPr>
-          <w:vertAlign w:val="subscript"/>
-          <w:lang w:val="de-DE"/>
-        </w:rPr>
-        <w:tab/>
-      </w:r>
-      <w:r>
-        <w:rPr>
-          <w:vertAlign w:val="subscript"/>
-          <w:lang w:val="de-DE"/>
-        </w:rPr>
-        <w:tab/>
-      </w:r>
-      <w:r>
-        <w:rPr>
-          <w:vertAlign w:val="subscript"/>
-          <w:lang w:val="de-DE"/>
-        </w:rPr>
-        <w:tab/>
-      </w:r>
-      <w:r>
-        <w:rPr>
-          <w:vertAlign w:val="subscript"/>
-          <w:lang w:val="de-DE"/>
-        </w:rPr>
-        <w:tab/>
-      </w:r>
-      <w:r>
-        <w:rPr>
-          <w:lang w:val="de-DE"/>
-        </w:rPr>
-        <w:t>(9)</w:t>
-      </w:r>
     </w:p>
     <w:p>
       <w:pPr>
         <w:jc w:val="both"/>
-        <w:rPr>
-          <w:lang w:val="de-DE"/>
-        </w:rPr>
-      </w:pPr>
-    </w:p>
-    <w:p>
-      <w:pPr>
-        <w:jc w:val="both"/>
-        <w:rPr>
-          <w:lang w:val="de-DE"/>
-        </w:rPr>
-      </w:pPr>
-    </w:p>
-    <w:p>
-      <w:pPr>
-        <w:jc w:val="both"/>
-        <w:rPr>
-          <w:lang w:val="de-DE"/>
-        </w:rPr>
       </w:pPr>
       <w:r>
         <w:rPr>
@@ -1720,840 +2374,64 @@
         <w:t xml:space="preserve">  </w:t>
       </w:r>
       <w:r>
-        <w:rPr>
-          <w:lang w:val="de-DE"/>
-        </w:rPr>
         <w:t>y</w:t>
       </w:r>
       <w:r>
         <w:rPr>
           <w:vertAlign w:val="subscript"/>
-          <w:lang w:val="de-DE"/>
-        </w:rPr>
-        <w:t>1</w:t>
-      </w:r>
-      <w:r>
-        <w:rPr>
-          <w:vertAlign w:val="subscript"/>
-          <w:lang w:val="de-DE"/>
+        </w:rPr>
+        <w:t>i</w:t>
+      </w:r>
+      <w:r>
+        <w:rPr>
+          <w:vertAlign w:val="subscript"/>
         </w:rPr>
         <w:t>,</w:t>
       </w:r>
       <w:r>
         <w:rPr>
           <w:vertAlign w:val="subscript"/>
-          <w:lang w:val="de-DE"/>
-        </w:rPr>
-        <w:t>t</w:t>
-      </w:r>
-      <w:r>
-        <w:rPr>
-          <w:lang w:val="de-DE"/>
-        </w:rPr>
-        <w:t xml:space="preserve"> ≥ h</w:t>
-      </w:r>
-      <w:r>
-        <w:rPr>
-          <w:vertAlign w:val="subscript"/>
-          <w:lang w:val="de-DE"/>
-        </w:rPr>
-        <w:t>1</w:t>
-      </w:r>
-      <w:r>
-        <w:rPr>
-          <w:vertAlign w:val="subscript"/>
-          <w:lang w:val="de-DE"/>
+        </w:rPr>
+        <w:t>j</w:t>
+      </w:r>
+      <w:r>
+        <w:t xml:space="preserve"> </w:t>
+      </w:r>
+      <w:r>
+        <w:t>and h</w:t>
+      </w:r>
+      <w:r>
+        <w:rPr>
+          <w:vertAlign w:val="subscript"/>
+        </w:rPr>
+        <w:t>i</w:t>
+      </w:r>
+      <w:r>
+        <w:rPr>
+          <w:vertAlign w:val="subscript"/>
         </w:rPr>
         <w:t>,</w:t>
       </w:r>
       <w:r>
         <w:rPr>
           <w:vertAlign w:val="subscript"/>
-          <w:lang w:val="de-DE"/>
-        </w:rPr>
-        <w:t>t</w:t>
-      </w:r>
-      <w:r>
-        <w:rPr>
-          <w:vertAlign w:val="subscript"/>
-          <w:lang w:val="de-DE"/>
-        </w:rPr>
-        <w:tab/>
-      </w:r>
-      <w:r>
-        <w:rPr>
-          <w:vertAlign w:val="subscript"/>
-          <w:lang w:val="de-DE"/>
-        </w:rPr>
-        <w:tab/>
-      </w:r>
-      <w:r>
-        <w:rPr>
-          <w:vertAlign w:val="subscript"/>
-          <w:lang w:val="de-DE"/>
-        </w:rPr>
-        <w:tab/>
-      </w:r>
-      <w:r>
-        <w:rPr>
-          <w:vertAlign w:val="subscript"/>
-          <w:lang w:val="de-DE"/>
-        </w:rPr>
-        <w:tab/>
-      </w:r>
-      <w:r>
-        <w:rPr>
-          <w:vertAlign w:val="subscript"/>
-          <w:lang w:val="de-DE"/>
-        </w:rPr>
-        <w:tab/>
-      </w:r>
-      <w:r>
-        <w:rPr>
-          <w:vertAlign w:val="subscript"/>
-          <w:lang w:val="de-DE"/>
-        </w:rPr>
-        <w:tab/>
-      </w:r>
-      <w:r>
-        <w:rPr>
-          <w:vertAlign w:val="subscript"/>
-          <w:lang w:val="de-DE"/>
-        </w:rPr>
-        <w:tab/>
-      </w:r>
-      <w:r>
-        <w:rPr>
-          <w:vertAlign w:val="subscript"/>
-          <w:lang w:val="de-DE"/>
-        </w:rPr>
-        <w:tab/>
-      </w:r>
-      <w:r>
-        <w:rPr>
-          <w:vertAlign w:val="subscript"/>
-          <w:lang w:val="de-DE"/>
-        </w:rPr>
-        <w:tab/>
-      </w:r>
-      <w:r>
-        <w:rPr>
-          <w:vertAlign w:val="subscript"/>
-          <w:lang w:val="de-DE"/>
-        </w:rPr>
-        <w:tab/>
-      </w:r>
-      <w:r>
-        <w:rPr>
-          <w:lang w:val="de-DE"/>
-        </w:rPr>
-        <w:t>(10)</w:t>
-      </w:r>
-    </w:p>
-    <w:p>
-      <w:pPr>
-        <w:jc w:val="both"/>
-        <w:rPr>
-          <w:lang w:val="de-DE"/>
-        </w:rPr>
-      </w:pPr>
-      <w:r>
-        <w:rPr>
-          <w:lang w:val="de-DE"/>
-        </w:rPr>
-        <w:t xml:space="preserve">  </w:t>
-      </w:r>
-      <w:r>
-        <w:rPr>
-          <w:lang w:val="de-DE"/>
-        </w:rPr>
-        <w:t>y</w:t>
-      </w:r>
-      <w:r>
-        <w:rPr>
-          <w:vertAlign w:val="subscript"/>
-          <w:lang w:val="de-DE"/>
-        </w:rPr>
-        <w:t>2</w:t>
-      </w:r>
-      <w:r>
-        <w:rPr>
-          <w:vertAlign w:val="subscript"/>
-          <w:lang w:val="de-DE"/>
-        </w:rPr>
-        <w:t>,</w:t>
-      </w:r>
-      <w:r>
-        <w:rPr>
-          <w:vertAlign w:val="subscript"/>
-          <w:lang w:val="de-DE"/>
-        </w:rPr>
-        <w:t>t</w:t>
-      </w:r>
-      <w:r>
-        <w:rPr>
-          <w:lang w:val="de-DE"/>
-        </w:rPr>
-        <w:t xml:space="preserve"> ≥ h</w:t>
-      </w:r>
-      <w:r>
-        <w:rPr>
-          <w:vertAlign w:val="subscript"/>
-          <w:lang w:val="de-DE"/>
-        </w:rPr>
-        <w:t>2</w:t>
-      </w:r>
-      <w:r>
-        <w:rPr>
-          <w:vertAlign w:val="subscript"/>
-          <w:lang w:val="de-DE"/>
-        </w:rPr>
-        <w:t>,</w:t>
-      </w:r>
-      <w:r>
-        <w:rPr>
-          <w:vertAlign w:val="subscript"/>
-          <w:lang w:val="de-DE"/>
-        </w:rPr>
-        <w:t>t</w:t>
-      </w:r>
-      <w:r>
-        <w:rPr>
-          <w:vertAlign w:val="subscript"/>
-          <w:lang w:val="de-DE"/>
-        </w:rPr>
-        <w:tab/>
-      </w:r>
-      <w:r>
-        <w:rPr>
-          <w:vertAlign w:val="subscript"/>
-          <w:lang w:val="de-DE"/>
-        </w:rPr>
-        <w:tab/>
-      </w:r>
-      <w:r>
-        <w:rPr>
-          <w:vertAlign w:val="subscript"/>
-          <w:lang w:val="de-DE"/>
-        </w:rPr>
-        <w:tab/>
-      </w:r>
-      <w:r>
-        <w:rPr>
-          <w:vertAlign w:val="subscript"/>
-          <w:lang w:val="de-DE"/>
-        </w:rPr>
-        <w:tab/>
-      </w:r>
-      <w:r>
-        <w:rPr>
-          <w:vertAlign w:val="subscript"/>
-          <w:lang w:val="de-DE"/>
-        </w:rPr>
-        <w:tab/>
-      </w:r>
-      <w:r>
-        <w:rPr>
-          <w:vertAlign w:val="subscript"/>
-          <w:lang w:val="de-DE"/>
-        </w:rPr>
-        <w:tab/>
-      </w:r>
-      <w:r>
-        <w:rPr>
-          <w:vertAlign w:val="subscript"/>
-          <w:lang w:val="de-DE"/>
-        </w:rPr>
-        <w:tab/>
-      </w:r>
-      <w:r>
-        <w:rPr>
-          <w:vertAlign w:val="subscript"/>
-          <w:lang w:val="de-DE"/>
-        </w:rPr>
-        <w:tab/>
-      </w:r>
-      <w:r>
-        <w:rPr>
-          <w:vertAlign w:val="subscript"/>
-          <w:lang w:val="de-DE"/>
-        </w:rPr>
-        <w:tab/>
-      </w:r>
-      <w:r>
-        <w:rPr>
-          <w:vertAlign w:val="subscript"/>
-          <w:lang w:val="de-DE"/>
-        </w:rPr>
-        <w:tab/>
-      </w:r>
-      <w:r>
-        <w:rPr>
-          <w:lang w:val="de-DE"/>
-        </w:rPr>
-        <w:t>(11)</w:t>
-      </w:r>
-    </w:p>
-    <w:p>
-      <w:pPr>
-        <w:jc w:val="both"/>
-        <w:rPr>
-          <w:lang w:val="de-DE"/>
-        </w:rPr>
-      </w:pPr>
-      <w:r>
-        <w:rPr>
-          <w:lang w:val="de-DE"/>
-        </w:rPr>
-        <w:t xml:space="preserve">  </w:t>
-      </w:r>
-      <w:r>
-        <w:rPr>
-          <w:lang w:val="de-DE"/>
-        </w:rPr>
-        <w:t>y</w:t>
-      </w:r>
-      <w:r>
-        <w:rPr>
-          <w:vertAlign w:val="subscript"/>
-          <w:lang w:val="de-DE"/>
-        </w:rPr>
-        <w:t>3</w:t>
-      </w:r>
-      <w:r>
-        <w:rPr>
-          <w:vertAlign w:val="subscript"/>
-          <w:lang w:val="de-DE"/>
-        </w:rPr>
-        <w:t>,</w:t>
-      </w:r>
-      <w:r>
-        <w:rPr>
-          <w:vertAlign w:val="subscript"/>
-          <w:lang w:val="de-DE"/>
-        </w:rPr>
-        <w:t>t</w:t>
-      </w:r>
-      <w:r>
-        <w:rPr>
-          <w:lang w:val="de-DE"/>
-        </w:rPr>
-        <w:t xml:space="preserve"> ≥ h</w:t>
-      </w:r>
-      <w:r>
-        <w:rPr>
-          <w:vertAlign w:val="subscript"/>
-          <w:lang w:val="de-DE"/>
-        </w:rPr>
-        <w:t>3</w:t>
-      </w:r>
-      <w:r>
-        <w:rPr>
-          <w:vertAlign w:val="subscript"/>
-          <w:lang w:val="de-DE"/>
-        </w:rPr>
-        <w:t>,</w:t>
-      </w:r>
-      <w:r>
-        <w:rPr>
-          <w:vertAlign w:val="subscript"/>
-          <w:lang w:val="de-DE"/>
-        </w:rPr>
-        <w:t>t</w:t>
-      </w:r>
-      <w:r>
-        <w:rPr>
-          <w:vertAlign w:val="subscript"/>
-          <w:lang w:val="de-DE"/>
-        </w:rPr>
-        <w:tab/>
-      </w:r>
-      <w:r>
-        <w:rPr>
-          <w:vertAlign w:val="subscript"/>
-          <w:lang w:val="de-DE"/>
-        </w:rPr>
-        <w:tab/>
-      </w:r>
-      <w:r>
-        <w:rPr>
-          <w:vertAlign w:val="subscript"/>
-          <w:lang w:val="de-DE"/>
-        </w:rPr>
-        <w:tab/>
-      </w:r>
-      <w:r>
-        <w:rPr>
-          <w:vertAlign w:val="subscript"/>
-          <w:lang w:val="de-DE"/>
-        </w:rPr>
-        <w:tab/>
-      </w:r>
-      <w:r>
-        <w:rPr>
-          <w:vertAlign w:val="subscript"/>
-          <w:lang w:val="de-DE"/>
-        </w:rPr>
-        <w:tab/>
-      </w:r>
-      <w:r>
-        <w:rPr>
-          <w:vertAlign w:val="subscript"/>
-          <w:lang w:val="de-DE"/>
-        </w:rPr>
-        <w:tab/>
-      </w:r>
-      <w:r>
-        <w:rPr>
-          <w:vertAlign w:val="subscript"/>
-          <w:lang w:val="de-DE"/>
-        </w:rPr>
-        <w:tab/>
-      </w:r>
-      <w:r>
-        <w:rPr>
-          <w:vertAlign w:val="subscript"/>
-          <w:lang w:val="de-DE"/>
-        </w:rPr>
-        <w:tab/>
-      </w:r>
-      <w:r>
-        <w:rPr>
-          <w:vertAlign w:val="subscript"/>
-          <w:lang w:val="de-DE"/>
-        </w:rPr>
-        <w:tab/>
-      </w:r>
-      <w:r>
-        <w:rPr>
-          <w:vertAlign w:val="subscript"/>
-          <w:lang w:val="de-DE"/>
-        </w:rPr>
-        <w:tab/>
-      </w:r>
-      <w:r>
-        <w:rPr>
-          <w:lang w:val="de-DE"/>
-        </w:rPr>
-        <w:t>(12)</w:t>
-      </w:r>
-    </w:p>
-    <w:p>
-      <w:pPr>
-        <w:jc w:val="both"/>
-        <w:rPr>
-          <w:lang w:val="de-DE"/>
-        </w:rPr>
-      </w:pPr>
-      <w:r>
-        <w:rPr>
-          <w:lang w:val="de-DE"/>
-        </w:rPr>
-        <w:t xml:space="preserve">  </w:t>
-      </w:r>
-      <w:r>
-        <w:rPr>
-          <w:lang w:val="de-DE"/>
-        </w:rPr>
-        <w:t>y</w:t>
-      </w:r>
-      <w:r>
-        <w:rPr>
-          <w:vertAlign w:val="subscript"/>
-          <w:lang w:val="de-DE"/>
-        </w:rPr>
-        <w:t>4</w:t>
-      </w:r>
-      <w:r>
-        <w:rPr>
-          <w:vertAlign w:val="subscript"/>
-          <w:lang w:val="de-DE"/>
-        </w:rPr>
-        <w:t>,</w:t>
-      </w:r>
-      <w:r>
-        <w:rPr>
-          <w:vertAlign w:val="subscript"/>
-          <w:lang w:val="de-DE"/>
-        </w:rPr>
-        <w:t>t</w:t>
-      </w:r>
-      <w:r>
-        <w:rPr>
-          <w:lang w:val="de-DE"/>
-        </w:rPr>
-        <w:t xml:space="preserve"> ≥ h</w:t>
-      </w:r>
-      <w:r>
-        <w:rPr>
-          <w:vertAlign w:val="subscript"/>
-          <w:lang w:val="de-DE"/>
-        </w:rPr>
-        <w:t>4</w:t>
-      </w:r>
-      <w:r>
-        <w:rPr>
-          <w:vertAlign w:val="subscript"/>
-          <w:lang w:val="de-DE"/>
-        </w:rPr>
-        <w:t>,</w:t>
-      </w:r>
-      <w:r>
-        <w:rPr>
-          <w:vertAlign w:val="subscript"/>
-          <w:lang w:val="de-DE"/>
-        </w:rPr>
-        <w:t>t</w:t>
-      </w:r>
-      <w:r>
-        <w:rPr>
-          <w:vertAlign w:val="subscript"/>
-          <w:lang w:val="de-DE"/>
-        </w:rPr>
-        <w:tab/>
-      </w:r>
-      <w:r>
-        <w:rPr>
-          <w:vertAlign w:val="subscript"/>
-          <w:lang w:val="de-DE"/>
-        </w:rPr>
-        <w:tab/>
-      </w:r>
-      <w:r>
-        <w:rPr>
-          <w:vertAlign w:val="subscript"/>
-          <w:lang w:val="de-DE"/>
-        </w:rPr>
-        <w:tab/>
-      </w:r>
-      <w:r>
-        <w:rPr>
-          <w:vertAlign w:val="subscript"/>
-          <w:lang w:val="de-DE"/>
-        </w:rPr>
-        <w:tab/>
-      </w:r>
-      <w:r>
-        <w:rPr>
-          <w:vertAlign w:val="subscript"/>
-          <w:lang w:val="de-DE"/>
-        </w:rPr>
-        <w:tab/>
-      </w:r>
-      <w:r>
-        <w:rPr>
-          <w:vertAlign w:val="subscript"/>
-          <w:lang w:val="de-DE"/>
-        </w:rPr>
-        <w:tab/>
-      </w:r>
-      <w:r>
-        <w:rPr>
-          <w:vertAlign w:val="subscript"/>
-          <w:lang w:val="de-DE"/>
-        </w:rPr>
-        <w:tab/>
-      </w:r>
-      <w:r>
-        <w:rPr>
-          <w:vertAlign w:val="subscript"/>
-          <w:lang w:val="de-DE"/>
-        </w:rPr>
-        <w:tab/>
-      </w:r>
-      <w:r>
-        <w:rPr>
-          <w:vertAlign w:val="subscript"/>
-          <w:lang w:val="de-DE"/>
-        </w:rPr>
-        <w:tab/>
-      </w:r>
-      <w:r>
-        <w:rPr>
-          <w:vertAlign w:val="subscript"/>
-          <w:lang w:val="de-DE"/>
-        </w:rPr>
-        <w:tab/>
-      </w:r>
-      <w:r>
-        <w:rPr>
-          <w:lang w:val="de-DE"/>
-        </w:rPr>
-        <w:t>(13)</w:t>
-      </w:r>
-    </w:p>
-    <w:p>
-      <w:pPr>
-        <w:jc w:val="both"/>
-        <w:rPr>
-          <w:lang w:val="de-DE"/>
-        </w:rPr>
-      </w:pPr>
-      <w:r>
-        <w:rPr>
-          <w:lang w:val="de-DE"/>
-        </w:rPr>
-        <w:t xml:space="preserve">  </w:t>
-      </w:r>
-      <w:r>
-        <w:rPr>
-          <w:lang w:val="de-DE"/>
-        </w:rPr>
-        <w:t>0.1h</w:t>
-      </w:r>
-      <w:r>
-        <w:rPr>
-          <w:vertAlign w:val="subscript"/>
-          <w:lang w:val="de-DE"/>
-        </w:rPr>
-        <w:t>1</w:t>
-      </w:r>
-      <w:r>
-        <w:rPr>
-          <w:vertAlign w:val="subscript"/>
-          <w:lang w:val="de-DE"/>
-        </w:rPr>
-        <w:t>,</w:t>
-      </w:r>
-      <w:r>
-        <w:rPr>
-          <w:vertAlign w:val="subscript"/>
-          <w:lang w:val="de-DE"/>
-        </w:rPr>
-        <w:t>t</w:t>
-      </w:r>
-      <w:r>
-        <w:rPr>
-          <w:lang w:val="de-DE"/>
-        </w:rPr>
-        <w:t xml:space="preserve"> + 0.5h</w:t>
-      </w:r>
-      <w:r>
-        <w:rPr>
-          <w:vertAlign w:val="subscript"/>
-          <w:lang w:val="de-DE"/>
-        </w:rPr>
-        <w:t>2</w:t>
-      </w:r>
-      <w:r>
-        <w:rPr>
-          <w:vertAlign w:val="subscript"/>
-          <w:lang w:val="de-DE"/>
-        </w:rPr>
-        <w:t>,</w:t>
-      </w:r>
-      <w:r>
-        <w:rPr>
-          <w:vertAlign w:val="subscript"/>
-          <w:lang w:val="de-DE"/>
-        </w:rPr>
-        <w:t>t</w:t>
-      </w:r>
-      <w:r>
-        <w:rPr>
-          <w:lang w:val="de-DE"/>
-        </w:rPr>
-        <w:t>+ 1.5h</w:t>
-      </w:r>
-      <w:r>
-        <w:rPr>
-          <w:vertAlign w:val="subscript"/>
-          <w:lang w:val="de-DE"/>
-        </w:rPr>
-        <w:t>3</w:t>
-      </w:r>
-      <w:r>
-        <w:rPr>
-          <w:vertAlign w:val="subscript"/>
-          <w:lang w:val="de-DE"/>
-        </w:rPr>
-        <w:t>,</w:t>
-      </w:r>
-      <w:r>
-        <w:rPr>
-          <w:vertAlign w:val="subscript"/>
-          <w:lang w:val="de-DE"/>
-        </w:rPr>
-        <w:t>t</w:t>
-      </w:r>
-      <w:r>
-        <w:rPr>
-          <w:lang w:val="de-DE"/>
-        </w:rPr>
-        <w:t>+ 3.0h</w:t>
-      </w:r>
-      <w:r>
-        <w:rPr>
-          <w:vertAlign w:val="subscript"/>
-          <w:lang w:val="de-DE"/>
-        </w:rPr>
-        <w:t>4</w:t>
-      </w:r>
-      <w:r>
-        <w:rPr>
-          <w:vertAlign w:val="subscript"/>
-          <w:lang w:val="de-DE"/>
-        </w:rPr>
-        <w:t>,</w:t>
-      </w:r>
-      <w:r>
-        <w:rPr>
-          <w:vertAlign w:val="subscript"/>
-          <w:lang w:val="de-DE"/>
-        </w:rPr>
-        <w:t xml:space="preserve">t </w:t>
-      </w:r>
-      <w:r>
-        <w:rPr>
-          <w:lang w:val="de-DE"/>
-        </w:rPr>
+        </w:rPr>
+        <w:t>j</w:t>
+      </w:r>
+      <w:r>
+        <w:t xml:space="preserve"> </w:t>
+      </w:r>
+      <w:r>
         <w:t xml:space="preserve">&gt;= </w:t>
       </w:r>
       <w:r>
-        <w:rPr>
-          <w:color w:val="FF0000"/>
-          <w:lang w:val="de-DE"/>
-        </w:rPr>
-        <w:t>5</w:t>
-      </w:r>
-      <w:r>
-        <w:rPr>
-          <w:color w:val="FF0000"/>
-          <w:lang w:val="de-DE"/>
-        </w:rPr>
-        <w:t xml:space="preserve">. </w:t>
-      </w:r>
-      <w:r>
-        <w:rPr>
-          <w:color w:val="FF0000"/>
-          <w:lang w:val="de-DE"/>
-        </w:rPr>
-        <w:t>m3 per ha per cutting cycle</w:t>
-      </w:r>
-      <w:r>
-        <w:rPr>
-          <w:lang w:val="de-DE"/>
-        </w:rPr>
-        <w:tab/>
-      </w:r>
-      <w:r>
-        <w:rPr>
-          <w:lang w:val="de-DE"/>
-        </w:rPr>
-        <w:tab/>
-      </w:r>
-      <w:r>
-        <w:rPr>
-          <w:lang w:val="de-DE"/>
-        </w:rPr>
-        <w:tab/>
-      </w:r>
-      <w:r>
-        <w:rPr>
-          <w:lang w:val="de-DE"/>
-        </w:rPr>
-        <w:t>(14</w:t>
-      </w:r>
-      <w:r>
-        <w:rPr>
-          <w:lang w:val="de-DE"/>
-        </w:rPr>
-        <w:t>)</w:t>
-      </w:r>
-    </w:p>
-    <w:p>
-      <w:pPr>
-        <w:jc w:val="both"/>
-        <w:rPr>
-          <w:lang w:val="de-DE"/>
-        </w:rPr>
-      </w:pPr>
-    </w:p>
-    <w:p>
-      <w:pPr>
-        <w:jc w:val="both"/>
-      </w:pPr>
-      <w:r>
-        <w:rPr>
-          <w:lang w:val="de-DE"/>
-        </w:rPr>
-        <w:t xml:space="preserve">  </w:t>
-      </w:r>
-      <w:proofErr w:type="spellStart"/>
-      <w:proofErr w:type="gramStart"/>
-      <w:r>
-        <w:t>y</w:t>
-      </w:r>
-      <w:r>
-        <w:rPr>
-          <w:vertAlign w:val="subscript"/>
-        </w:rPr>
-        <w:t>i</w:t>
-      </w:r>
-      <w:r>
-        <w:rPr>
-          <w:vertAlign w:val="subscript"/>
-        </w:rPr>
-        <w:t>,</w:t>
-      </w:r>
-      <w:r>
-        <w:rPr>
-          <w:vertAlign w:val="subscript"/>
-        </w:rPr>
-        <w:t>j</w:t>
-      </w:r>
-      <w:proofErr w:type="spellEnd"/>
-      <w:proofErr w:type="gramEnd"/>
-      <w:r>
-        <w:t xml:space="preserve"> </w:t>
-      </w:r>
-      <w:r>
-        <w:t xml:space="preserve">and </w:t>
-      </w:r>
-      <w:proofErr w:type="spellStart"/>
-      <w:proofErr w:type="gramStart"/>
-      <w:r>
-        <w:t>h</w:t>
-      </w:r>
-      <w:r>
-        <w:rPr>
-          <w:vertAlign w:val="subscript"/>
-        </w:rPr>
-        <w:t>i</w:t>
-      </w:r>
-      <w:r>
-        <w:rPr>
-          <w:vertAlign w:val="subscript"/>
-        </w:rPr>
-        <w:t>,</w:t>
-      </w:r>
-      <w:r>
-        <w:rPr>
-          <w:vertAlign w:val="subscript"/>
-        </w:rPr>
-        <w:t>j</w:t>
-      </w:r>
-      <w:proofErr w:type="spellEnd"/>
-      <w:proofErr w:type="gramEnd"/>
-      <w:r>
-        <w:t xml:space="preserve"> </w:t>
-      </w:r>
-      <w:r>
-        <w:t xml:space="preserve">&gt;= </w:t>
-      </w:r>
-      <w:r>
         <w:t>0</w:t>
       </w:r>
       <w:r>
         <w:t xml:space="preserve">        </w:t>
       </w:r>
-      <w:proofErr w:type="spellStart"/>
-      <w:r>
-        <w:t>i</w:t>
-      </w:r>
-      <w:proofErr w:type="spellEnd"/>
-      <w:r>
-        <w:t xml:space="preserve"> </w:t>
+      <w:r>
+        <w:t xml:space="preserve">i </w:t>
       </w:r>
       <w:r>
         <w:t>as age class</w:t>
@@ -2734,7 +2612,6 @@
         </w:rPr>
         <w:t>“</w:t>
       </w:r>
-      <w:proofErr w:type="spellStart"/>
       <w:r>
         <w:rPr>
           <w:i/>
@@ -2742,7 +2619,6 @@
         </w:rPr>
         <w:t>max_large_trees</w:t>
       </w:r>
-      <w:proofErr w:type="spellEnd"/>
       <w:r>
         <w:rPr>
           <w:i/>
@@ -2846,23 +2722,7 @@
           <w:i/>
           <w:iCs/>
         </w:rPr>
-        <w:t>“</w:t>
-      </w:r>
-      <w:proofErr w:type="spellStart"/>
-      <w:r>
-        <w:rPr>
-          <w:i/>
-          <w:iCs/>
-        </w:rPr>
-        <w:t>report_large_trees</w:t>
-      </w:r>
-      <w:proofErr w:type="spellEnd"/>
-      <w:r>
-        <w:rPr>
-          <w:i/>
-          <w:iCs/>
-        </w:rPr>
-        <w:t>”</w:t>
+        <w:t>“report_large_trees”</w:t>
       </w:r>
       <w:r>
         <w:t xml:space="preserve"> </w:t>
@@ -2947,7 +2807,6 @@
         <w:jc w:val="both"/>
       </w:pPr>
       <w:r>
-        <w:lastRenderedPageBreak/>
         <w:t>Create a</w:t>
       </w:r>
       <w:r>
@@ -2960,7 +2819,6 @@
         </w:rPr>
         <w:t>“</w:t>
       </w:r>
-      <w:proofErr w:type="spellStart"/>
       <w:r>
         <w:rPr>
           <w:i/>
@@ -2968,7 +2826,6 @@
         </w:rPr>
         <w:t>max_timber</w:t>
       </w:r>
-      <w:proofErr w:type="spellEnd"/>
       <w:r>
         <w:rPr>
           <w:i/>
@@ -3227,23 +3084,7 @@
           <w:i/>
           <w:iCs/>
         </w:rPr>
-        <w:t>“</w:t>
-      </w:r>
-      <w:proofErr w:type="spellStart"/>
-      <w:r>
-        <w:rPr>
-          <w:i/>
-          <w:iCs/>
-        </w:rPr>
-        <w:t>report_timber</w:t>
-      </w:r>
-      <w:proofErr w:type="spellEnd"/>
-      <w:r>
-        <w:rPr>
-          <w:i/>
-          <w:iCs/>
-        </w:rPr>
-        <w:t>”</w:t>
+        <w:t>“report_timber”</w:t>
       </w:r>
       <w:r>
         <w:t xml:space="preserve"> after the solver found the optimal solution </w:t>
